--- a/docs/IFS_P2P_145_pdf_invoices_from_HRS.docx
+++ b/docs/IFS_P2P_145_pdf_invoices_from_HRS.docx
@@ -44,7 +44,7 @@
     </w:p>
     <w:p>
       <w:pPr>
-        <w:pStyle w:val="NoSpacing"/>
+        <w:pStyle w:val="Sansinterligne"/>
         <w:pBdr>
           <w:top w:val="single" w:sz="4" w:space="1" w:color="auto"/>
           <w:left w:val="single" w:sz="4" w:space="4" w:color="auto"/>
@@ -59,7 +59,7 @@
     </w:p>
     <w:p>
       <w:pPr>
-        <w:pStyle w:val="NoSpacing"/>
+        <w:pStyle w:val="Sansinterligne"/>
         <w:pBdr>
           <w:top w:val="single" w:sz="4" w:space="1" w:color="auto"/>
           <w:left w:val="single" w:sz="4" w:space="4" w:color="auto"/>
@@ -77,7 +77,7 @@
           <w:b/>
           <w:sz w:val="28"/>
         </w:rPr>
-        <w:t xml:space="preserve">IFS_P2P_145 pdf invoices from HRS – attachment of the HRS PDF invoice to the posted SAP document</w:t>
+        <w:t>IFS_P2P_145 PDF invoices from HRS – attachment of the HRS invoice files (PDF) to the posted SAP document</w:t>
       </w:r>
     </w:p>
     <w:p>
@@ -171,7 +171,7 @@
           </w:tcPr>
           <w:p>
             <w:pPr>
-              <w:pStyle w:val="NoSpacing"/>
+              <w:pStyle w:val="Sansinterligne"/>
               <w:rPr>
                 <w:b/>
               </w:rPr>
@@ -215,7 +215,7 @@
           </w:tcPr>
           <w:p>
             <w:pPr>
-              <w:pStyle w:val="NoSpacing"/>
+              <w:pStyle w:val="Sansinterligne"/>
             </w:pPr>
             <w:r>
               <w:t>Purchase to Pay (GPS procure to pay)</w:t>
@@ -254,10 +254,10 @@
           </w:tcPr>
           <w:p>
             <w:pPr>
-              <w:pStyle w:val="NoSpacing"/>
-            </w:pPr>
-            <w:r>
-              <w:t xml:space="preserve">P2P_04-Invoice (NCOGS Invoice with PO)</w:t>
+              <w:pStyle w:val="Sansinterligne"/>
+            </w:pPr>
+            <w:r>
+              <w:t>P2P_04-Invoice (NCOGS Invoice with PO)</w:t>
             </w:r>
           </w:p>
         </w:tc>
@@ -293,11 +293,11 @@
           </w:tcPr>
           <w:p>
             <w:pPr>
-              <w:pStyle w:val="NoSpacing"/>
+              <w:pStyle w:val="Sansinterligne"/>
               <w:ind w:left="360"/>
             </w:pPr>
             <w:r>
-              <w:t xml:space="preserve">P2P_04_04-Invoice attachment (TBC, name to be confirmed with the process team)</w:t>
+              <w:t>P2P_04_04-Invoice attachment (TBC, name to be confirmed with the process team)</w:t>
             </w:r>
           </w:p>
         </w:tc>
@@ -305,7 +305,7 @@
     </w:tbl>
     <w:p>
       <w:pPr>
-        <w:pStyle w:val="NoSpacing"/>
+        <w:pStyle w:val="Sansinterligne"/>
         <w:rPr>
           <w:color w:val="5B9BD5" w:themeColor="accent1"/>
         </w:rPr>
@@ -313,7 +313,7 @@
     </w:p>
     <w:p>
       <w:pPr>
-        <w:pStyle w:val="NoSpacing"/>
+        <w:pStyle w:val="Sansinterligne"/>
         <w:rPr>
           <w:color w:val="5B9BD5" w:themeColor="accent1"/>
         </w:rPr>
@@ -329,7 +329,7 @@
     </w:p>
     <w:p>
       <w:pPr>
-        <w:pStyle w:val="NoSpacing"/>
+        <w:pStyle w:val="Sansinterligne"/>
         <w:rPr>
           <w:color w:val="5B9BD5" w:themeColor="accent1"/>
         </w:rPr>
@@ -376,7 +376,7 @@
           </w:tcPr>
           <w:p>
             <w:pPr>
-              <w:pStyle w:val="NoSpacing"/>
+              <w:pStyle w:val="Sansinterligne"/>
               <w:jc w:val="center"/>
               <w:rPr>
                 <w:b/>
@@ -546,7 +546,7 @@
               <w:rPr>
                 <w:sz w:val="18"/>
               </w:rPr>
-              <w:t xml:space="preserve">ROISHGSA-24930</w:t>
+              <w:t>ROISHGSA-24930</w:t>
             </w:r>
           </w:p>
         </w:tc>
@@ -565,7 +565,7 @@
               <w:rPr>
                 <w:sz w:val="18"/>
               </w:rPr>
-              <w:t xml:space="preserve">V0.2</w:t>
+              <w:t xml:space="preserve">V0.03</w:t>
             </w:r>
           </w:p>
         </w:tc>
@@ -584,7 +584,7 @@
               <w:rPr>
                 <w:sz w:val="18"/>
               </w:rPr>
-              <w:t xml:space="preserve">14/10/2026</w:t>
+              <w:t xml:space="preserve">15/10/2026</w:t>
             </w:r>
           </w:p>
         </w:tc>
@@ -622,7 +622,7 @@
               <w:rPr>
                 <w:sz w:val="18"/>
               </w:rPr>
-              <w:t xml:space="preserve">Badre El Mouksit</w:t>
+              <w:t xml:space="preserve">El Mouksit Badre</w:t>
             </w:r>
           </w:p>
         </w:tc>
@@ -1243,7 +1243,7 @@
                 <w:sz w:val="20"/>
                 <w:szCs w:val="20"/>
               </w:rPr>
-              <w:t xml:space="preserve">17/09/2026</w:t>
+              <w:t>17/09/2026</w:t>
             </w:r>
           </w:p>
         </w:tc>
@@ -1266,7 +1266,7 @@
                 <w:rFonts w:cs="Arial"/>
                 <w:sz w:val="18"/>
               </w:rPr>
-              <w:t xml:space="preserve">Badre El Mouksit </w:t>
+              <w:t xml:space="preserve">El Mouksit Badre </w:t>
             </w:r>
           </w:p>
         </w:tc>
@@ -1297,7 +1297,7 @@
           </w:tcPr>
           <w:p>
             <w:pPr>
-              <w:pStyle w:val="ListParagraph"/>
+              <w:pStyle w:val="Paragraphedeliste"/>
               <w:spacing w:after="200" w:line="276" w:lineRule="auto"/>
               <w:rPr>
                 <w:rFonts w:cs="Arial"/>
@@ -1309,7 +1309,7 @@
                 <w:rFonts w:cs="Arial"/>
                 <w:sz w:val="18"/>
               </w:rPr>
-              <w:t xml:space="preserve">Document Initialization – new interface specification: reception of the HRS PDF invoices and attachment to the SAP document posted by IFS_P2P_143.</w:t>
+              <w:t>Document Initialization.</w:t>
             </w:r>
           </w:p>
         </w:tc>
@@ -1380,7 +1380,7 @@
                 <w:rFonts w:cs="Arial"/>
                 <w:sz w:val="18"/>
               </w:rPr>
-              <w:t xml:space="preserve">Badre El Mouksit</w:t>
+              <w:t xml:space="preserve">El Mouksit Badre</w:t>
             </w:r>
           </w:p>
         </w:tc>
@@ -1411,7 +1411,7 @@
           </w:tcPr>
           <w:p>
             <w:pPr>
-              <w:pStyle w:val="ListParagraph"/>
+              <w:pStyle w:val="Paragraphedeliste"/>
               <w:spacing w:after="200" w:line="276" w:lineRule="auto"/>
               <w:rPr>
                 <w:rFonts w:cs="Arial"/>
@@ -1423,8 +1423,200 @@
                 <w:rFonts w:cs="Arial"/>
                 <w:sz w:val="18"/>
               </w:rPr>
-              <w:t xml:space="preserve">Attachment mechanism aligned on IFS_P2P_107: HRS → GTW → AL11 folder (no TIBCO in the scope), file names carried in the segment ZPP_INVOIC02_02 of the INVOIC02 / ZINVOIC02_EXT invoice IDoc, attachment by the existing invoice program (same as Tungsten). EFS_P2P_090 and EFS_P2P_207 references removed. Document restructured on the IFS_P2P_127 format.</w:t>
-            </w:r>
+              <w:t xml:space="preserve">Attachment mechanism: HRS → GTW → AL11 folder (no TIBCO in the scope), file names carried in the segment ZPP_INVOIC02_02 of the invoice IDoc, attachment by the existing invoice program (same as Tungsten).</w:t>
+            </w:r>
+          </w:p>
+        </w:tc>
+      </w:tr>
+      <w:tr>
+        <w:trPr>
+          <w:jc w:val="center"/>
+        </w:trPr>
+        <w:tc>
+          <w:tcPr>
+            <w:tcW w:w="1134" w:type="dxa"/>
+          </w:tcPr>
+          <w:p>
+            <w:pPr>
+              <w:jc w:val="center"/>
+              <w:rPr>
+                <w:rFonts w:cs="Arial"/>
+                <w:sz w:val="18"/>
+              </w:rPr>
+            </w:pPr>
+            <w:r>
+              <w:rPr>
+                <w:rFonts w:cs="Arial"/>
+                <w:sz w:val="18"/>
+              </w:rPr>
+              <w:t xml:space="preserve">V0.03</w:t>
+            </w:r>
+          </w:p>
+        </w:tc>
+        <w:tc>
+          <w:tcPr>
+            <w:tcW w:w="1134" w:type="dxa"/>
+          </w:tcPr>
+          <w:p>
+            <w:pPr>
+              <w:jc w:val="center"/>
+              <w:rPr>
+                <w:rFonts w:cs="Arial"/>
+                <w:sz w:val="18"/>
+              </w:rPr>
+            </w:pPr>
+            <w:r>
+              <w:rPr>
+                <w:rFonts w:eastAsia="Times New Roman" w:cs="Arial"/>
+                <w:sz w:val="20"/>
+                <w:szCs w:val="20"/>
+              </w:rPr>
+              <w:t xml:space="preserve">15/10/2026</w:t>
+            </w:r>
+          </w:p>
+        </w:tc>
+        <w:tc>
+          <w:tcPr>
+            <w:tcW w:w="1555" w:type="dxa"/>
+          </w:tcPr>
+          <w:p>
+            <w:pPr>
+              <w:jc w:val="center"/>
+              <w:rPr>
+                <w:rFonts w:cs="Arial"/>
+                <w:i/>
+                <w:color w:val="2F5496" w:themeColor="accent5" w:themeShade="BF"/>
+                <w:sz w:val="18"/>
+              </w:rPr>
+            </w:pPr>
+            <w:r>
+              <w:rPr>
+                <w:rFonts w:cs="Arial"/>
+                <w:sz w:val="18"/>
+              </w:rPr>
+              <w:t xml:space="preserve">El Mouksit Badre</w:t>
+            </w:r>
+          </w:p>
+        </w:tc>
+        <w:tc>
+          <w:tcPr>
+            <w:tcW w:w="1564" w:type="dxa"/>
+          </w:tcPr>
+          <w:p>
+            <w:pPr>
+              <w:jc w:val="center"/>
+              <w:rPr>
+                <w:rFonts w:cs="Arial"/>
+                <w:sz w:val="18"/>
+              </w:rPr>
+            </w:pPr>
+            <w:r>
+              <w:rPr>
+                <w:rFonts w:cs="Arial"/>
+                <w:sz w:val="18"/>
+              </w:rPr>
+              <w:t xml:space="preserve">2.3, 2.4, 2.5, 3.5</w:t>
+            </w:r>
+          </w:p>
+        </w:tc>
+        <w:tc>
+          <w:tcPr>
+            <w:tcW w:w="4819" w:type="dxa"/>
+          </w:tcPr>
+          <w:p>
+            <w:pPr>
+              <w:pStyle w:val="Paragraphedeliste"/>
+              <w:spacing w:after="200" w:line="276" w:lineRule="auto"/>
+              <w:rPr>
+                <w:rFonts w:cs="Arial"/>
+                <w:sz w:val="18"/>
+              </w:rPr>
+            </w:pPr>
+            <w:r>
+              <w:rPr>
+                <w:rFonts w:cs="Arial"/>
+                <w:sz w:val="18"/>
+              </w:rPr>
+              <w:t xml:space="preserve">Retention of the files in AL11 (2 months) and search of the file retried 2 times a day during 2 weeks; wording corrections.</w:t>
+            </w:r>
+          </w:p>
+        </w:tc>
+      </w:tr>
+      <w:tr>
+        <w:trPr>
+          <w:jc w:val="center"/>
+        </w:trPr>
+        <w:tc>
+          <w:tcPr>
+            <w:tcW w:w="1134" w:type="dxa"/>
+          </w:tcPr>
+          <w:p>
+            <w:pPr>
+              <w:jc w:val="center"/>
+              <w:rPr>
+                <w:rFonts w:cs="Arial"/>
+                <w:sz w:val="18"/>
+              </w:rPr>
+            </w:pPr>
+          </w:p>
+        </w:tc>
+        <w:tc>
+          <w:tcPr>
+            <w:tcW w:w="1134" w:type="dxa"/>
+          </w:tcPr>
+          <w:p>
+            <w:pPr>
+              <w:jc w:val="center"/>
+              <w:rPr>
+                <w:rFonts w:cs="Arial"/>
+                <w:sz w:val="18"/>
+              </w:rPr>
+            </w:pPr>
+          </w:p>
+        </w:tc>
+        <w:tc>
+          <w:tcPr>
+            <w:tcW w:w="1555" w:type="dxa"/>
+          </w:tcPr>
+          <w:p>
+            <w:pPr>
+              <w:jc w:val="center"/>
+              <w:rPr>
+                <w:rFonts w:cs="Arial"/>
+                <w:i/>
+                <w:color w:val="2F5496" w:themeColor="accent5" w:themeShade="BF"/>
+                <w:sz w:val="18"/>
+              </w:rPr>
+            </w:pPr>
+          </w:p>
+        </w:tc>
+        <w:tc>
+          <w:tcPr>
+            <w:tcW w:w="1564" w:type="dxa"/>
+          </w:tcPr>
+          <w:p>
+            <w:pPr>
+              <w:jc w:val="center"/>
+              <w:rPr>
+                <w:rFonts w:cs="Arial"/>
+                <w:sz w:val="18"/>
+              </w:rPr>
+            </w:pPr>
+          </w:p>
+        </w:tc>
+        <w:tc>
+          <w:tcPr>
+            <w:tcW w:w="4819" w:type="dxa"/>
+          </w:tcPr>
+          <w:p>
+            <w:pPr>
+              <w:pStyle w:val="Paragraphedeliste"/>
+              <w:spacing w:after="200" w:line="276" w:lineRule="auto"/>
+              <w:rPr>
+                <w:rFonts w:cs="Arial"/>
+                <w:sz w:val="18"/>
+              </w:rPr>
+            </w:pPr>
           </w:p>
         </w:tc>
       </w:tr>
@@ -1436,7 +1628,7 @@
     </w:p>
     <w:p>
       <w:pPr>
-        <w:pStyle w:val="ListParagraph"/>
+        <w:pStyle w:val="Paragraphedeliste"/>
         <w:spacing w:after="0" w:line="240" w:lineRule="auto"/>
         <w:jc w:val="both"/>
         <w:rPr>
@@ -1490,9 +1682,9 @@
         <w:tblLook w:val="00A0" w:firstRow="1" w:lastRow="0" w:firstColumn="1" w:lastColumn="0" w:noHBand="0" w:noVBand="0"/>
       </w:tblPr>
       <w:tblGrid>
-        <w:gridCol w:w="1418"/>
-        <w:gridCol w:w="1701"/>
-        <w:gridCol w:w="4819"/>
+        <w:gridCol w:w="1500"/>
+        <w:gridCol w:w="4238"/>
+        <w:gridCol w:w="2200"/>
       </w:tblGrid>
       <w:tr>
         <w:tc>
@@ -1521,7 +1713,7 @@
       <w:tr>
         <w:tc>
           <w:tcPr>
-            <w:tcW w:w="1418" w:type="dxa"/>
+            <w:tcW w:w="1500" w:type="dxa"/>
             <w:shd w:val="clear" w:color="auto" w:fill="D9D9D9"/>
           </w:tcPr>
           <w:p>
@@ -1543,7 +1735,7 @@
         </w:tc>
         <w:tc>
           <w:tcPr>
-            <w:tcW w:w="1701" w:type="dxa"/>
+            <w:tcW w:w="4238" w:type="dxa"/>
             <w:shd w:val="clear" w:color="auto" w:fill="D9D9D9"/>
           </w:tcPr>
           <w:p>
@@ -1565,7 +1757,7 @@
         </w:tc>
         <w:tc>
           <w:tcPr>
-            <w:tcW w:w="4819" w:type="dxa"/>
+            <w:tcW w:w="2200" w:type="dxa"/>
             <w:shd w:val="clear" w:color="auto" w:fill="D9D9D9"/>
           </w:tcPr>
           <w:p>
@@ -1589,7 +1781,7 @@
       <w:tr>
         <w:tc>
           <w:tcPr>
-            <w:tcW w:w="1418" w:type="dxa"/>
+            <w:tcW w:w="1500" w:type="dxa"/>
             <w:tcBorders>
               <w:top w:val="single" w:sz="4" w:space="0" w:color="auto"/>
               <w:left w:val="single" w:sz="4" w:space="0" w:color="auto"/>
@@ -1612,13 +1804,13 @@
                 <w:rFonts w:cs="Arial"/>
                 <w:sz w:val="18"/>
               </w:rPr>
-              <w:t xml:space="preserve">IFS_P2P_107</w:t>
-            </w:r>
-          </w:p>
-        </w:tc>
-        <w:tc>
-          <w:tcPr>
-            <w:tcW w:w="1701" w:type="dxa"/>
+              <w:t>IFS_P2P_143</w:t>
+            </w:r>
+          </w:p>
+        </w:tc>
+        <w:tc>
+          <w:tcPr>
+            <w:tcW w:w="4238" w:type="dxa"/>
             <w:tcBorders>
               <w:top w:val="single" w:sz="4" w:space="0" w:color="auto"/>
               <w:left w:val="single" w:sz="4" w:space="0" w:color="auto"/>
@@ -1641,13 +1833,13 @@
                 <w:rFonts w:cs="Arial"/>
                 <w:sz w:val="18"/>
               </w:rPr>
-              <w:t xml:space="preserve">Create Custom IDOC PDF Attachments from BASE64 format – mechanism reused (AL11 folder, segment ZPP_INVOIC02_02, attachment in the VIM document)</w:t>
-            </w:r>
-          </w:p>
-        </w:tc>
-        <w:tc>
-          <w:tcPr>
-            <w:tcW w:w="4819" w:type="dxa"/>
+              <w:t>Citibank HRS incoming invoices – INVOIC02 / ZINVOIC02_EXT invoice IDoc carrying the file names</w:t>
+            </w:r>
+          </w:p>
+        </w:tc>
+        <w:tc>
+          <w:tcPr>
+            <w:tcW w:w="2200" w:type="dxa"/>
             <w:tcBorders>
               <w:top w:val="single" w:sz="4" w:space="0" w:color="auto"/>
               <w:left w:val="single" w:sz="4" w:space="0" w:color="auto"/>
@@ -1659,95 +1851,6 @@
           </w:tcPr>
           <w:p>
             <w:pPr>
-              <w:spacing w:after="200" w:line="276" w:lineRule="auto"/>
-              <w:rPr>
-                <w:rFonts w:cs="Arial"/>
-                <w:sz w:val="18"/>
-              </w:rPr>
-            </w:pPr>
-            <w:r>
-              <w:rPr>
-                <w:rFonts w:cs="Arial"/>
-                <w:sz w:val="18"/>
-              </w:rPr>
-              <w:t xml:space="preserve">JIRA ISHPM-53973</w:t>
-            </w:r>
-          </w:p>
-        </w:tc>
-      </w:tr>
-      <w:tr>
-        <w:tc>
-          <w:tcPr>
-            <w:tcW w:w="1418" w:type="dxa"/>
-            <w:tcBorders>
-              <w:top w:val="single" w:sz="4" w:space="0" w:color="auto"/>
-              <w:left w:val="single" w:sz="4" w:space="0" w:color="auto"/>
-              <w:bottom w:val="single" w:sz="4" w:space="0" w:color="auto"/>
-              <w:right w:val="single" w:sz="4" w:space="0" w:color="auto"/>
-            </w:tcBorders>
-            <w:shd w:val="clear" w:color="auto" w:fill="D9D9D9"/>
-            <w:vAlign w:val="center"/>
-          </w:tcPr>
-          <w:p>
-            <w:pPr>
-              <w:jc w:val="center"/>
-              <w:rPr>
-                <w:b/>
-                <w:sz w:val="18"/>
-              </w:rPr>
-            </w:pPr>
-            <w:r>
-              <w:rPr>
-                <w:rFonts w:cs="Arial"/>
-                <w:sz w:val="18"/>
-              </w:rPr>
-              <w:t xml:space="preserve">IFS_P2P_143</w:t>
-            </w:r>
-          </w:p>
-        </w:tc>
-        <w:tc>
-          <w:tcPr>
-            <w:tcW w:w="1701" w:type="dxa"/>
-            <w:tcBorders>
-              <w:top w:val="single" w:sz="4" w:space="0" w:color="auto"/>
-              <w:left w:val="single" w:sz="4" w:space="0" w:color="auto"/>
-              <w:bottom w:val="single" w:sz="4" w:space="0" w:color="auto"/>
-              <w:right w:val="single" w:sz="4" w:space="0" w:color="auto"/>
-            </w:tcBorders>
-            <w:shd w:val="clear" w:color="auto" w:fill="D9D9D9"/>
-            <w:vAlign w:val="center"/>
-          </w:tcPr>
-          <w:p>
-            <w:pPr>
-              <w:jc w:val="center"/>
-              <w:rPr>
-                <w:b/>
-                <w:sz w:val="18"/>
-              </w:rPr>
-            </w:pPr>
-            <w:r>
-              <w:rPr>
-                <w:rFonts w:cs="Arial"/>
-                <w:sz w:val="18"/>
-              </w:rPr>
-              <w:t xml:space="preserve">Citibank HRS incoming invoices – INVOIC02 / ZINVOIC02_EXT invoice IDoc carrying the file names</w:t>
-            </w:r>
-          </w:p>
-        </w:tc>
-        <w:tc>
-          <w:tcPr>
-            <w:tcW w:w="4819" w:type="dxa"/>
-            <w:tcBorders>
-              <w:top w:val="single" w:sz="4" w:space="0" w:color="auto"/>
-              <w:left w:val="single" w:sz="4" w:space="0" w:color="auto"/>
-              <w:bottom w:val="single" w:sz="4" w:space="0" w:color="auto"/>
-              <w:right w:val="single" w:sz="4" w:space="0" w:color="auto"/>
-            </w:tcBorders>
-            <w:shd w:val="clear" w:color="auto" w:fill="D9D9D9"/>
-            <w:vAlign w:val="center"/>
-          </w:tcPr>
-          <w:p>
-            <w:pPr>
               <w:rPr>
                 <w:b/>
                 <w:sz w:val="18"/>
@@ -1760,7 +1863,7 @@
                 <w:sz w:val="18"/>
                 <w:lang w:val="es-ES"/>
               </w:rPr>
-              <w:t xml:space="preserve">JIRA ROISHGSA-23607</w:t>
+              <w:t>JIRA ROISHGSA-23607</w:t>
             </w:r>
           </w:p>
         </w:tc>
@@ -1813,7 +1916,7 @@
       <w:sdtContent>
         <w:p>
           <w:pPr>
-            <w:pStyle w:val="TOCHeading"/>
+            <w:pStyle w:val="En-ttedetabledesmatires"/>
             <w:rPr>
               <w:b/>
             </w:rPr>
@@ -1843,7 +1946,7 @@
         </w:p>
         <w:p>
           <w:pPr>
-            <w:pStyle w:val="TOC1"/>
+            <w:pStyle w:val="TM1"/>
             <w:rPr>
               <w:rFonts w:asciiTheme="minorHAnsi" w:eastAsiaTheme="minorEastAsia" w:hAnsiTheme="minorHAnsi" w:cstheme="minorBidi"/>
               <w:kern w:val="2"/>
@@ -1861,14 +1964,14 @@
           <w:hyperlink w:anchor="_Toc232774347" w:history="1">
             <w:r>
               <w:rPr>
-                <w:rStyle w:val="Hyperlink"/>
+                <w:rStyle w:val="Lienhypertexte"/>
                 <w:rFonts w:cs="Arial"/>
               </w:rPr>
               <w:t>1.</w:t>
             </w:r>
             <w:r>
               <w:rPr>
-                <w:rStyle w:val="Hyperlink"/>
+                <w:rStyle w:val="Lienhypertexte"/>
               </w:rPr>
               <w:t xml:space="preserve"> Introduction</w:t>
             </w:r>
@@ -1887,7 +1990,7 @@
         </w:p>
         <w:p>
           <w:pPr>
-            <w:pStyle w:val="TOC2"/>
+            <w:pStyle w:val="TM2"/>
             <w:rPr>
               <w:rFonts w:asciiTheme="minorHAnsi" w:eastAsiaTheme="minorEastAsia" w:hAnsiTheme="minorHAnsi" w:cstheme="minorBidi"/>
               <w:kern w:val="2"/>
@@ -1899,7 +2002,7 @@
           <w:hyperlink w:anchor="_Toc232774348" w:history="1">
             <w:r>
               <w:rPr>
-                <w:rStyle w:val="Hyperlink"/>
+                <w:rStyle w:val="Lienhypertexte"/>
               </w:rPr>
               <w:t>1.1. Purpose of the document</w:t>
             </w:r>
@@ -1918,7 +2021,7 @@
         </w:p>
         <w:p>
           <w:pPr>
-            <w:pStyle w:val="TOC2"/>
+            <w:pStyle w:val="TM2"/>
             <w:rPr>
               <w:rFonts w:asciiTheme="minorHAnsi" w:eastAsiaTheme="minorEastAsia" w:hAnsiTheme="minorHAnsi" w:cstheme="minorBidi"/>
               <w:kern w:val="2"/>
@@ -1930,7 +2033,7 @@
           <w:hyperlink w:anchor="_Toc232774349" w:history="1">
             <w:r>
               <w:rPr>
-                <w:rStyle w:val="Hyperlink"/>
+                <w:rStyle w:val="Lienhypertexte"/>
               </w:rPr>
               <w:t>1.2. Audience</w:t>
             </w:r>
@@ -1942,14 +2045,14 @@
               <w:fldChar w:fldCharType="begin"/>
               <w:instrText xml:space="preserve"> PAGEREF _Toc232774349 \h </w:instrText>
               <w:fldChar w:fldCharType="separate"/>
-              <w:t>4</w:t>
+              <w:t>3</w:t>
               <w:fldChar w:fldCharType="end"/>
             </w:r>
           </w:hyperlink>
         </w:p>
         <w:p>
           <w:pPr>
-            <w:pStyle w:val="TOC2"/>
+            <w:pStyle w:val="TM2"/>
             <w:rPr>
               <w:rFonts w:asciiTheme="minorHAnsi" w:eastAsiaTheme="minorEastAsia" w:hAnsiTheme="minorHAnsi" w:cstheme="minorBidi"/>
               <w:kern w:val="2"/>
@@ -1961,7 +2064,7 @@
           <w:hyperlink w:anchor="_Toc232774350" w:history="1">
             <w:r>
               <w:rPr>
-                <w:rStyle w:val="Hyperlink"/>
+                <w:rStyle w:val="Lienhypertexte"/>
               </w:rPr>
               <w:t>1.3. Glossary</w:t>
             </w:r>
@@ -1973,14 +2076,14 @@
               <w:fldChar w:fldCharType="begin"/>
               <w:instrText xml:space="preserve"> PAGEREF _Toc232774350 \h </w:instrText>
               <w:fldChar w:fldCharType="separate"/>
-              <w:t>4</w:t>
+              <w:t>3</w:t>
               <w:fldChar w:fldCharType="end"/>
             </w:r>
           </w:hyperlink>
         </w:p>
         <w:p>
           <w:pPr>
-            <w:pStyle w:val="TOC1"/>
+            <w:pStyle w:val="TM1"/>
             <w:rPr>
               <w:rFonts w:asciiTheme="minorHAnsi" w:eastAsiaTheme="minorEastAsia" w:hAnsiTheme="minorHAnsi" w:cstheme="minorBidi"/>
               <w:kern w:val="2"/>
@@ -1993,14 +2096,14 @@
           <w:hyperlink w:anchor="_Toc232774351" w:history="1">
             <w:r>
               <w:rPr>
-                <w:rStyle w:val="Hyperlink"/>
+                <w:rStyle w:val="Lienhypertexte"/>
                 <w:rFonts w:cs="Arial"/>
               </w:rPr>
               <w:t>2.</w:t>
             </w:r>
             <w:r>
               <w:rPr>
-                <w:rStyle w:val="Hyperlink"/>
+                <w:rStyle w:val="Lienhypertexte"/>
               </w:rPr>
               <w:t xml:space="preserve"> Functional specifications</w:t>
             </w:r>
@@ -2019,7 +2122,7 @@
         </w:p>
         <w:p>
           <w:pPr>
-            <w:pStyle w:val="TOC2"/>
+            <w:pStyle w:val="TM2"/>
             <w:rPr>
               <w:rFonts w:asciiTheme="minorHAnsi" w:eastAsiaTheme="minorEastAsia" w:hAnsiTheme="minorHAnsi" w:cstheme="minorBidi"/>
               <w:kern w:val="2"/>
@@ -2031,7 +2134,7 @@
           <w:hyperlink w:anchor="_Toc232774352" w:history="1">
             <w:r>
               <w:rPr>
-                <w:rStyle w:val="Hyperlink"/>
+                <w:rStyle w:val="Lienhypertexte"/>
               </w:rPr>
               <w:t>2.1. Overview / Scope</w:t>
             </w:r>
@@ -2050,7 +2153,7 @@
         </w:p>
         <w:p>
           <w:pPr>
-            <w:pStyle w:val="TOC2"/>
+            <w:pStyle w:val="TM2"/>
             <w:rPr>
               <w:rFonts w:asciiTheme="minorHAnsi" w:eastAsiaTheme="minorEastAsia" w:hAnsiTheme="minorHAnsi" w:cstheme="minorBidi"/>
               <w:kern w:val="2"/>
@@ -2062,7 +2165,7 @@
           <w:hyperlink w:anchor="_Toc232774353" w:history="1">
             <w:r>
               <w:rPr>
-                <w:rStyle w:val="Hyperlink"/>
+                <w:rStyle w:val="Lienhypertexte"/>
               </w:rPr>
               <w:t>2.2. Business Prerequisites</w:t>
             </w:r>
@@ -2081,7 +2184,7 @@
         </w:p>
         <w:p>
           <w:pPr>
-            <w:pStyle w:val="TOC2"/>
+            <w:pStyle w:val="TM2"/>
             <w:rPr>
               <w:rFonts w:asciiTheme="minorHAnsi" w:eastAsiaTheme="minorEastAsia" w:hAnsiTheme="minorHAnsi" w:cstheme="minorBidi"/>
               <w:kern w:val="2"/>
@@ -2093,7 +2196,7 @@
           <w:hyperlink w:anchor="_Toc232774354" w:history="1">
             <w:r>
               <w:rPr>
-                <w:rStyle w:val="Hyperlink"/>
+                <w:rStyle w:val="Lienhypertexte"/>
               </w:rPr>
               <w:t>2.3. Assumptions / Constraints / Limits</w:t>
             </w:r>
@@ -2112,7 +2215,7 @@
         </w:p>
         <w:p>
           <w:pPr>
-            <w:pStyle w:val="TOC2"/>
+            <w:pStyle w:val="TM2"/>
             <w:rPr>
               <w:rFonts w:asciiTheme="minorHAnsi" w:eastAsiaTheme="minorEastAsia" w:hAnsiTheme="minorHAnsi" w:cstheme="minorBidi"/>
               <w:kern w:val="2"/>
@@ -2124,7 +2227,7 @@
           <w:hyperlink w:anchor="_Toc232774355" w:history="1">
             <w:r>
               <w:rPr>
-                <w:rStyle w:val="Hyperlink"/>
+                <w:rStyle w:val="Lienhypertexte"/>
               </w:rPr>
               <w:t>2.4. Process Flow</w:t>
             </w:r>
@@ -2143,7 +2246,7 @@
         </w:p>
         <w:p>
           <w:pPr>
-            <w:pStyle w:val="TOC3"/>
+            <w:pStyle w:val="TM3"/>
             <w:tabs>
               <w:tab w:val="right" w:leader="dot" w:pos="9350"/>
             </w:tabs>
@@ -2158,7 +2261,7 @@
           <w:hyperlink w:anchor="_Toc232774356" w:history="1">
             <w:r>
               <w:rPr>
-                <w:rStyle w:val="Hyperlink"/>
+                <w:rStyle w:val="Lienhypertexte"/>
               </w:rPr>
               <w:t>2.4.1. End to End flow</w:t>
             </w:r>
@@ -2177,7 +2280,7 @@
         </w:p>
         <w:p>
           <w:pPr>
-            <w:pStyle w:val="TOC2"/>
+            <w:pStyle w:val="TM2"/>
             <w:rPr>
               <w:rFonts w:asciiTheme="minorHAnsi" w:eastAsiaTheme="minorEastAsia" w:hAnsiTheme="minorHAnsi" w:cstheme="minorBidi"/>
               <w:kern w:val="2"/>
@@ -2189,7 +2292,7 @@
           <w:hyperlink w:anchor="_Toc232774357" w:history="1">
             <w:r>
               <w:rPr>
-                <w:rStyle w:val="Hyperlink"/>
+                <w:rStyle w:val="Lienhypertexte"/>
               </w:rPr>
               <w:t>2.5. Detailed Functional Description</w:t>
             </w:r>
@@ -2208,7 +2311,7 @@
         </w:p>
         <w:p>
           <w:pPr>
-            <w:pStyle w:val="TOC1"/>
+            <w:pStyle w:val="TM1"/>
             <w:rPr>
               <w:rFonts w:asciiTheme="minorHAnsi" w:eastAsiaTheme="minorEastAsia" w:hAnsiTheme="minorHAnsi" w:cstheme="minorBidi"/>
               <w:kern w:val="2"/>
@@ -2221,14 +2324,14 @@
           <w:hyperlink w:anchor="_Toc232774358" w:history="1">
             <w:r>
               <w:rPr>
-                <w:rStyle w:val="Hyperlink"/>
+                <w:rStyle w:val="Lienhypertexte"/>
                 <w:rFonts w:cs="Arial"/>
               </w:rPr>
               <w:t>3.</w:t>
             </w:r>
             <w:r>
               <w:rPr>
-                <w:rStyle w:val="Hyperlink"/>
+                <w:rStyle w:val="Lienhypertexte"/>
               </w:rPr>
               <w:t xml:space="preserve"> Interface Detailed Specification</w:t>
             </w:r>
@@ -2247,7 +2350,7 @@
         </w:p>
         <w:p>
           <w:pPr>
-            <w:pStyle w:val="TOC2"/>
+            <w:pStyle w:val="TM2"/>
             <w:rPr>
               <w:rFonts w:asciiTheme="minorHAnsi" w:eastAsiaTheme="minorEastAsia" w:hAnsiTheme="minorHAnsi" w:cstheme="minorBidi"/>
               <w:kern w:val="2"/>
@@ -2259,7 +2362,7 @@
           <w:hyperlink w:anchor="_Toc232774359" w:history="1">
             <w:r>
               <w:rPr>
-                <w:rStyle w:val="Hyperlink"/>
+                <w:rStyle w:val="Lienhypertexte"/>
               </w:rPr>
               <w:t>3.1. Techno functional requirement</w:t>
             </w:r>
@@ -2278,7 +2381,7 @@
         </w:p>
         <w:p>
           <w:pPr>
-            <w:pStyle w:val="TOC2"/>
+            <w:pStyle w:val="TM2"/>
             <w:rPr>
               <w:rFonts w:asciiTheme="minorHAnsi" w:eastAsiaTheme="minorEastAsia" w:hAnsiTheme="minorHAnsi" w:cstheme="minorBidi"/>
               <w:kern w:val="2"/>
@@ -2290,7 +2393,7 @@
           <w:hyperlink w:anchor="_Toc232774360" w:history="1">
             <w:r>
               <w:rPr>
-                <w:rStyle w:val="Hyperlink"/>
+                <w:rStyle w:val="Lienhypertexte"/>
               </w:rPr>
               <w:t>3.2. Business logic &amp; Filtering Conditions</w:t>
             </w:r>
@@ -2309,7 +2412,7 @@
         </w:p>
         <w:p>
           <w:pPr>
-            <w:pStyle w:val="TOC2"/>
+            <w:pStyle w:val="TM2"/>
             <w:rPr>
               <w:rFonts w:asciiTheme="minorHAnsi" w:eastAsiaTheme="minorEastAsia" w:hAnsiTheme="minorHAnsi" w:cstheme="minorBidi"/>
               <w:kern w:val="2"/>
@@ -2321,7 +2424,7 @@
           <w:hyperlink w:anchor="_Toc232774361" w:history="1">
             <w:r>
               <w:rPr>
-                <w:rStyle w:val="Hyperlink"/>
+                <w:rStyle w:val="Lienhypertexte"/>
               </w:rPr>
               <w:t>3.3. Mapping document file</w:t>
             </w:r>
@@ -2340,7 +2443,7 @@
         </w:p>
         <w:p>
           <w:pPr>
-            <w:pStyle w:val="TOC2"/>
+            <w:pStyle w:val="TM2"/>
             <w:rPr>
               <w:rFonts w:asciiTheme="minorHAnsi" w:eastAsiaTheme="minorEastAsia" w:hAnsiTheme="minorHAnsi" w:cstheme="minorBidi"/>
               <w:kern w:val="2"/>
@@ -2352,7 +2455,7 @@
           <w:hyperlink w:anchor="_Toc232774362" w:history="1">
             <w:r>
               <w:rPr>
-                <w:rStyle w:val="Hyperlink"/>
+                <w:rStyle w:val="Lienhypertexte"/>
               </w:rPr>
               <w:t>3.1. Reuse considerations</w:t>
             </w:r>
@@ -2371,7 +2474,7 @@
         </w:p>
         <w:p>
           <w:pPr>
-            <w:pStyle w:val="TOC2"/>
+            <w:pStyle w:val="TM2"/>
             <w:rPr>
               <w:rFonts w:asciiTheme="minorHAnsi" w:eastAsiaTheme="minorEastAsia" w:hAnsiTheme="minorHAnsi" w:cstheme="minorBidi"/>
               <w:kern w:val="2"/>
@@ -2383,7 +2486,7 @@
           <w:hyperlink w:anchor="_Toc232774363" w:history="1">
             <w:r>
               <w:rPr>
-                <w:rStyle w:val="Hyperlink"/>
+                <w:rStyle w:val="Lienhypertexte"/>
               </w:rPr>
               <w:t>3.2. Customizing &amp; Configuration prerequisites</w:t>
             </w:r>
@@ -2402,7 +2505,7 @@
         </w:p>
         <w:p>
           <w:pPr>
-            <w:pStyle w:val="TOC1"/>
+            <w:pStyle w:val="TM1"/>
             <w:rPr>
               <w:rFonts w:asciiTheme="minorHAnsi" w:eastAsiaTheme="minorEastAsia" w:hAnsiTheme="minorHAnsi" w:cstheme="minorBidi"/>
               <w:kern w:val="2"/>
@@ -2415,14 +2518,14 @@
           <w:hyperlink w:anchor="_Toc232774364" w:history="1">
             <w:r>
               <w:rPr>
-                <w:rStyle w:val="Hyperlink"/>
+                <w:rStyle w:val="Lienhypertexte"/>
                 <w:rFonts w:cs="Arial"/>
               </w:rPr>
               <w:t>4.</w:t>
             </w:r>
             <w:r>
               <w:rPr>
-                <w:rStyle w:val="Hyperlink"/>
+                <w:rStyle w:val="Lienhypertexte"/>
               </w:rPr>
               <w:t xml:space="preserve"> Solution Integration Considerations</w:t>
             </w:r>
@@ -2441,7 +2544,7 @@
         </w:p>
         <w:p>
           <w:pPr>
-            <w:pStyle w:val="TOC1"/>
+            <w:pStyle w:val="TM1"/>
             <w:rPr>
               <w:rFonts w:asciiTheme="minorHAnsi" w:eastAsiaTheme="minorEastAsia" w:hAnsiTheme="minorHAnsi" w:cstheme="minorBidi"/>
               <w:kern w:val="2"/>
@@ -2454,14 +2557,14 @@
           <w:hyperlink w:anchor="_Toc232774365" w:history="1">
             <w:r>
               <w:rPr>
-                <w:rStyle w:val="Hyperlink"/>
+                <w:rStyle w:val="Lienhypertexte"/>
                 <w:rFonts w:cs="Arial"/>
               </w:rPr>
               <w:t>5.</w:t>
             </w:r>
             <w:r>
               <w:rPr>
-                <w:rStyle w:val="Hyperlink"/>
+                <w:rStyle w:val="Lienhypertexte"/>
               </w:rPr>
               <w:t xml:space="preserve"> Monitoring</w:t>
             </w:r>
@@ -2480,7 +2583,7 @@
         </w:p>
         <w:p>
           <w:pPr>
-            <w:pStyle w:val="TOC1"/>
+            <w:pStyle w:val="TM1"/>
             <w:rPr>
               <w:rFonts w:asciiTheme="minorHAnsi" w:eastAsiaTheme="minorEastAsia" w:hAnsiTheme="minorHAnsi" w:cstheme="minorBidi"/>
               <w:kern w:val="2"/>
@@ -2493,14 +2596,14 @@
           <w:hyperlink w:anchor="_Toc232774366" w:history="1">
             <w:r>
               <w:rPr>
-                <w:rStyle w:val="Hyperlink"/>
+                <w:rStyle w:val="Lienhypertexte"/>
                 <w:rFonts w:cs="Arial"/>
               </w:rPr>
               <w:t>6.</w:t>
             </w:r>
             <w:r>
               <w:rPr>
-                <w:rStyle w:val="Hyperlink"/>
+                <w:rStyle w:val="Lienhypertexte"/>
               </w:rPr>
               <w:t xml:space="preserve"> Testing</w:t>
             </w:r>
@@ -2519,7 +2622,7 @@
         </w:p>
         <w:p>
           <w:pPr>
-            <w:pStyle w:val="TOC1"/>
+            <w:pStyle w:val="TM1"/>
             <w:rPr>
               <w:rFonts w:asciiTheme="minorHAnsi" w:eastAsiaTheme="minorEastAsia" w:hAnsiTheme="minorHAnsi" w:cstheme="minorBidi"/>
               <w:kern w:val="2"/>
@@ -2532,14 +2635,14 @@
           <w:hyperlink w:anchor="_Toc232774367" w:history="1">
             <w:r>
               <w:rPr>
-                <w:rStyle w:val="Hyperlink"/>
+                <w:rStyle w:val="Lienhypertexte"/>
                 <w:rFonts w:cs="Arial"/>
               </w:rPr>
               <w:t>7.</w:t>
             </w:r>
             <w:r>
               <w:rPr>
-                <w:rStyle w:val="Hyperlink"/>
+                <w:rStyle w:val="Lienhypertexte"/>
               </w:rPr>
               <w:t xml:space="preserve"> Appendix</w:t>
             </w:r>
@@ -2578,7 +2681,7 @@
     </w:p>
     <w:p>
       <w:pPr>
-        <w:pStyle w:val="Heading1"/>
+        <w:pStyle w:val="Titre1"/>
       </w:pPr>
       <w:bookmarkStart w:id="1" w:name="_Toc232774347"/>
       <w:r>
@@ -2592,7 +2695,7 @@
     </w:p>
     <w:p>
       <w:pPr>
-        <w:pStyle w:val="Heading2"/>
+        <w:pStyle w:val="Titre2"/>
       </w:pPr>
       <w:bookmarkStart w:id="2" w:name="_Toc42701632"/>
       <w:bookmarkStart w:id="3" w:name="_Toc232774348"/>
@@ -2615,7 +2718,9 @@
         <w:rPr>
           <w:rFonts w:eastAsia="Times New Roman" w:cs="Arial"/>
         </w:rPr>
-        <w:t xml:space="preserve">This document specifies the functional and technical requirements for the interface receiving the PDF files of the HRS hotel invoices and making them available as attachments of the corresponding invoice document in iShift (SAP S/4HANA). The PDF files are sent by HRS to the GTW gateway, which deposits them in an AL11 folder of iShift. When the invoice IDoc (INVOIC02 / ZINVOIC02_EXT, see IFS_P2P_143) is received from Citibank, the existing invoice processing – the one already used to post the Tungsten invoices – reads the files named in the segment ZPP_INVOIC02_02 from the AL11 folder and saves them as attachments of the VIM document.</w:t>
+        <w:t xml:space="preserve">This document specifies the functional and technical requirements for the interface receiving the attachment files of the HRS hotel invoices and making them available as attachments of the corresponding invoice document in iShift (SAP S/4HANA). The attachment files are sent by HRS to the GTW gateway, </w:t>
+        <w:lastRenderedPageBreak/>
+        <w:t>which deposits them in an AL11 folder of iShift. When the invoice IDoc (INVOIC02 / ZINVOIC02_EXT, see IFS_P2P_143) is received from Citibank, the existing invoice processing – the one already used to post the Tungsten invoices – reads the files named in the segment ZPP_INVOIC02_02 from the AL11 folder and saves them as attachments of the VIM document.</w:t>
       </w:r>
     </w:p>
     <w:p>
@@ -2627,13 +2732,13 @@
         <w:rPr>
           <w:rFonts w:eastAsia="Times New Roman" w:cs="Arial"/>
         </w:rPr>
-        <w:t xml:space="preserve">The mechanism is the one of IFS_P2P_107 (PDF attachments from 1CRM). There is no TIBCO in the scope of this interface and no Base64 IDoc: the files are deposited directly in the AL11 folder by GTW.</w:t>
+        <w:t>There is no TIBCO in the scope of this interface: the files are deposited directly in the AL11 folder by GTW.</w:t>
       </w:r>
     </w:p>
     <w:p/>
     <w:p>
       <w:pPr>
-        <w:pStyle w:val="Heading2"/>
+        <w:pStyle w:val="Titre2"/>
       </w:pPr>
       <w:bookmarkStart w:id="4" w:name="_Toc482966089"/>
       <w:bookmarkStart w:id="5" w:name="_Toc42701633"/>
@@ -2655,19 +2760,18 @@
         <w:rPr>
           <w:rFonts w:eastAsia="Times New Roman" w:cs="Arial"/>
         </w:rPr>
-        <w:t xml:space="preserve">This specification is intended for the iShift Purchase-to-Pay (P2P) functional and integration teams, the GTW integration team, the SAP VIM team, and the Basis team responsible for the AL11 folder.</w:t>
+        <w:t>This specification is intended for the iShift Purchase-to-Pay (P2P) functional and integration teams, the GTW integration team, the SAP VIM team, and the Basis team responsible for the AL11 folder.</w:t>
       </w:r>
     </w:p>
     <w:p>
       <w:pPr>
-        <w:pStyle w:val="Heading2"/>
-      </w:pPr>
-      <w:bookmarkStart w:id="8" w:name="_Toc232774350"/>
+        <w:pStyle w:val="Titre2"/>
+      </w:pPr>
+      <w:bookmarkStart w:id="7" w:name="_Toc232774350"/>
       <w:r>
         <w:t>Glossary</w:t>
       </w:r>
       <w:bookmarkEnd w:id="7"/>
-      <w:bookmarkEnd w:id="8"/>
     </w:p>
     <w:p/>
     <w:tbl>
@@ -2795,7 +2899,7 @@
                 <w:sz w:val="22"/>
                 <w:szCs w:val="22"/>
               </w:rPr>
-              <w:t xml:space="preserve">P2P</w:t>
+              <w:t>P2P</w:t>
             </w:r>
           </w:p>
         </w:tc>
@@ -2823,7 +2927,7 @@
                 <w:sz w:val="22"/>
                 <w:szCs w:val="22"/>
               </w:rPr>
-              <w:t xml:space="preserve">Purchase to Pay</w:t>
+              <w:t>Purchase to Pay</w:t>
             </w:r>
           </w:p>
         </w:tc>
@@ -2863,7 +2967,7 @@
                 <w:sz w:val="22"/>
                 <w:szCs w:val="22"/>
               </w:rPr>
-              <w:t xml:space="preserve">HRS</w:t>
+              <w:t>HRS</w:t>
             </w:r>
           </w:p>
         </w:tc>
@@ -2896,7 +3000,7 @@
                 <w:sz w:val="22"/>
                 <w:szCs w:val="22"/>
               </w:rPr>
-              <w:t xml:space="preserve">Hotel booking system sending the hotel invoice PDF files.</w:t>
+              <w:t>Hotel booking system sending the attachment files (PDF) of the hotel invoices.</w:t>
             </w:r>
           </w:p>
         </w:tc>
@@ -2936,7 +3040,7 @@
                 <w:sz w:val="22"/>
                 <w:szCs w:val="22"/>
               </w:rPr>
-              <w:t xml:space="preserve">GTW</w:t>
+              <w:t>GTW</w:t>
             </w:r>
           </w:p>
         </w:tc>
@@ -2969,7 +3073,7 @@
                 <w:sz w:val="22"/>
                 <w:szCs w:val="22"/>
               </w:rPr>
-              <w:t xml:space="preserve">Gateway component receiving the files sent by HRS and depositing them in the AL11 folder of iShift.</w:t>
+              <w:t>Gateway component receiving the files sent by HRS and depositing them in the AL11 folder of iShift.</w:t>
             </w:r>
           </w:p>
         </w:tc>
@@ -3009,7 +3113,7 @@
                 <w:sz w:val="22"/>
                 <w:szCs w:val="22"/>
               </w:rPr>
-              <w:t xml:space="preserve">iShift</w:t>
+              <w:t>iShift</w:t>
             </w:r>
           </w:p>
         </w:tc>
@@ -3042,7 +3146,7 @@
                 <w:sz w:val="22"/>
                 <w:szCs w:val="22"/>
               </w:rPr>
-              <w:t xml:space="preserve">Target SAP system (S/4HANA) in which the invoices are posted.</w:t>
+              <w:t>Target SAP system (S/4HANA) in which the invoices are posted.</w:t>
             </w:r>
           </w:p>
         </w:tc>
@@ -3082,7 +3186,7 @@
                 <w:sz w:val="22"/>
                 <w:szCs w:val="22"/>
               </w:rPr>
-              <w:t xml:space="preserve">AL11</w:t>
+              <w:t>AL11</w:t>
             </w:r>
           </w:p>
         </w:tc>
@@ -3115,7 +3219,7 @@
                 <w:sz w:val="22"/>
                 <w:szCs w:val="22"/>
               </w:rPr>
-              <w:t xml:space="preserve">SAP transaction displaying the directories of the application server. The HRS files are stored in an AL11 folder.</w:t>
+              <w:t>SAP transaction displaying the directories of the application server. The HRS files are stored in an AL11 folder.</w:t>
             </w:r>
           </w:p>
         </w:tc>
@@ -3155,7 +3259,7 @@
                 <w:sz w:val="22"/>
                 <w:szCs w:val="22"/>
               </w:rPr>
-              <w:t xml:space="preserve">IDoc</w:t>
+              <w:t>IDoc</w:t>
             </w:r>
           </w:p>
         </w:tc>
@@ -3188,7 +3292,7 @@
                 <w:sz w:val="22"/>
                 <w:szCs w:val="22"/>
               </w:rPr>
-              <w:t xml:space="preserve">Intermediate Document – standard SAP structure used to exchange business data.</w:t>
+              <w:t>Intermediate Document – standard SAP structure used to exchange business data.</w:t>
             </w:r>
           </w:p>
         </w:tc>
@@ -3228,7 +3332,7 @@
                 <w:sz w:val="22"/>
                 <w:szCs w:val="22"/>
               </w:rPr>
-              <w:t xml:space="preserve">ZINVOIC02_EXT</w:t>
+              <w:t>ZINVOIC02_EXT</w:t>
             </w:r>
           </w:p>
         </w:tc>
@@ -3261,7 +3365,7 @@
                 <w:sz w:val="22"/>
                 <w:szCs w:val="22"/>
               </w:rPr>
-              <w:t xml:space="preserve">Custom extension of the standard IDoc basic type INVOIC02, used for the invoices (IFS_P2P_143).</w:t>
+              <w:t>Custom extension of the standard IDoc basic type INVOIC02, used for the invoices (IFS_P2P_143).</w:t>
             </w:r>
           </w:p>
         </w:tc>
@@ -3301,7 +3405,7 @@
                 <w:sz w:val="22"/>
                 <w:szCs w:val="22"/>
               </w:rPr>
-              <w:t xml:space="preserve">ZPP_INVOIC02_02</w:t>
+              <w:t>ZPP_INVOIC02_02</w:t>
             </w:r>
           </w:p>
         </w:tc>
@@ -3334,7 +3438,7 @@
                 <w:sz w:val="22"/>
                 <w:szCs w:val="22"/>
               </w:rPr>
-              <w:t xml:space="preserve">Custom segment of ZINVOIC02_EXT (child of E1EDK01) carrying the name (FILEP) and the type (DOC_TYPE) of a file to attach. One segment per file.</w:t>
+              <w:t>Custom segment of ZINVOIC02_EXT (child of E1EDK01) carrying the name (FILEP) and the type (DOC_TYPE) of a file to attach. One segment per file.</w:t>
             </w:r>
           </w:p>
         </w:tc>
@@ -3374,7 +3478,7 @@
                 <w:sz w:val="22"/>
                 <w:szCs w:val="22"/>
               </w:rPr>
-              <w:t xml:space="preserve">VIM</w:t>
+              <w:t>VIM</w:t>
             </w:r>
           </w:p>
         </w:tc>
@@ -3407,7 +3511,7 @@
                 <w:sz w:val="22"/>
                 <w:szCs w:val="22"/>
               </w:rPr>
-              <w:t xml:space="preserve">SAP Vendor Invoice Management (OpenText) – the attachments are saved in the VIM document.</w:t>
+              <w:t>SAP Vendor Invoice Management (OpenText) – the attachments are saved in the VIM document.</w:t>
             </w:r>
           </w:p>
         </w:tc>
@@ -3447,7 +3551,7 @@
                 <w:sz w:val="22"/>
                 <w:szCs w:val="22"/>
               </w:rPr>
-              <w:t xml:space="preserve">ZUT_T_CAT01</w:t>
+              <w:t>ZUT_T_CAT01</w:t>
             </w:r>
           </w:p>
         </w:tc>
@@ -3480,7 +3584,7 @@
                 <w:sz w:val="22"/>
                 <w:szCs w:val="22"/>
               </w:rPr>
-              <w:t xml:space="preserve">iShift custom table in which the AL11 folder path is selected.</w:t>
+              <w:t>iShift custom table in which the AL11 folder path is selected.</w:t>
             </w:r>
           </w:p>
         </w:tc>
@@ -3520,7 +3624,7 @@
                 <w:sz w:val="22"/>
                 <w:szCs w:val="22"/>
               </w:rPr>
-              <w:t xml:space="preserve">AIF</w:t>
+              <w:t>AIF</w:t>
             </w:r>
           </w:p>
         </w:tc>
@@ -3553,36 +3657,36 @@
                 <w:sz w:val="22"/>
                 <w:szCs w:val="22"/>
               </w:rPr>
-              <w:t xml:space="preserve">SAP Application Interface Framework – monitoring tool for inbound/outbound interfaces.</w:t>
+              <w:t>SAP Application Interface Framework – monitoring tool for inbound/outbound interfaces.</w:t>
             </w:r>
           </w:p>
         </w:tc>
       </w:tr>
     </w:tbl>
-    <w:p/>
     <w:p>
       <w:pPr>
-        <w:pStyle w:val="Heading1"/>
-      </w:pPr>
-      <w:bookmarkStart w:id="9" w:name="_Toc42701635"/>
-      <w:bookmarkStart w:id="10" w:name="_Toc232774351"/>
+        <w:pStyle w:val="Titre1"/>
+      </w:pPr>
+      <w:bookmarkStart w:id="8" w:name="_Toc42701635"/>
+      <w:bookmarkStart w:id="9" w:name="_Toc232774351"/>
       <w:r>
-        <w:t xml:space="preserve">Functional specifications</w:t>
+        <w:lastRenderedPageBreak/>
+        <w:t>Functional specifications</w:t>
       </w:r>
+      <w:bookmarkEnd w:id="8"/>
       <w:bookmarkEnd w:id="9"/>
-      <w:bookmarkEnd w:id="10"/>
     </w:p>
     <w:p>
       <w:pPr>
-        <w:pStyle w:val="Heading2"/>
-      </w:pPr>
-      <w:bookmarkStart w:id="11" w:name="_Toc42701636"/>
-      <w:bookmarkStart w:id="12" w:name="_Toc232774352"/>
+        <w:pStyle w:val="Titre2"/>
+      </w:pPr>
+      <w:bookmarkStart w:id="10" w:name="_Toc42701636"/>
+      <w:bookmarkStart w:id="11" w:name="_Toc232774352"/>
       <w:r>
         <w:t>Overview / Scope</w:t>
       </w:r>
+      <w:bookmarkEnd w:id="10"/>
       <w:bookmarkEnd w:id="11"/>
-      <w:bookmarkEnd w:id="12"/>
     </w:p>
     <w:p/>
     <w:p>
@@ -3594,7 +3698,7 @@
         <w:rPr>
           <w:rFonts w:eastAsia="Times New Roman" w:cs="Arial"/>
         </w:rPr>
-        <w:t xml:space="preserve">HRS sends the PDF files of its hotel invoices. The invoices themselves are received from Citibank (IFS_P2P_143), as an INVOIC02 / ZINVOIC02_EXT IDoc, and posted in iShift through SAP VIM. The PDF of the HRS invoice must be attached to this invoice document.</w:t>
+        <w:t xml:space="preserve">HRS sends the attachment files of its hotel invoices. The invoices themselves are received from Citibank (IFS_P2P_143), as an INVOIC02 / ZINVOIC02_EXT IDoc, and posted in iShift through SAP VIM. The attachment files of the HRS invoice are attached to this invoice document.</w:t>
       </w:r>
     </w:p>
     <w:p>
@@ -3606,7 +3710,7 @@
         <w:rPr>
           <w:rFonts w:eastAsia="Times New Roman" w:cs="Arial"/>
         </w:rPr>
-        <w:t xml:space="preserve">The scope of this interface starts with the reception of the PDF file from HRS in GTW, and ends with the file saved as an attachment of the VIM document when the invoice IDoc is processed in iShift. The files are stored in an AL11 folder; the name of each file is given in the field FILEP of the segment ZPP_INVOIC02_02 of the invoice IDoc.</w:t>
+        <w:t xml:space="preserve">The scope of this interface starts with the reception of the attachment files (PDF) from HRS in GTW, and ends with the file saved as an attachment of the VIM document when the invoice IDoc is processed in iShift. The files are stored in an AL11 folder; the name of each file is given in the field FILEP of the segment ZPP_INVOIC02_02 of the invoice IDoc.</w:t>
       </w:r>
     </w:p>
     <w:p>
@@ -3618,27 +3722,27 @@
         <w:rPr>
           <w:rFonts w:eastAsia="Times New Roman" w:cs="Arial"/>
         </w:rPr>
-        <w:t xml:space="preserve">Out of scope: the generation and the posting of the invoice (IFS_P2P_143), the GL reclassification (IFS_P2P_144), and the Base64 IDoc of IFS_P2P_107, which is not used here.</w:t>
+        <w:t>Out of scope: the generation and the posting of the invoice (IFS_P2P_143) and the GL reclassification (IFS_P2P_144).</w:t>
       </w:r>
     </w:p>
     <w:p>
       <w:pPr>
-        <w:pStyle w:val="Heading2"/>
-      </w:pPr>
-      <w:bookmarkStart w:id="13" w:name="_Toc482966093"/>
-      <w:bookmarkStart w:id="14" w:name="_Toc42701637"/>
-      <w:bookmarkStart w:id="15" w:name="_Toc232774353"/>
+        <w:pStyle w:val="Titre2"/>
+      </w:pPr>
+      <w:bookmarkStart w:id="12" w:name="_Toc482966093"/>
+      <w:bookmarkStart w:id="13" w:name="_Toc42701637"/>
+      <w:bookmarkStart w:id="14" w:name="_Toc232774353"/>
       <w:r>
         <w:t>Business Prerequisites</w:t>
       </w:r>
+      <w:bookmarkEnd w:id="12"/>
       <w:bookmarkEnd w:id="13"/>
       <w:bookmarkEnd w:id="14"/>
-      <w:bookmarkEnd w:id="15"/>
     </w:p>
     <w:p/>
     <w:p>
       <w:pPr>
-        <w:pStyle w:val="ListParagraph"/>
+        <w:pStyle w:val="Paragraphedeliste"/>
         <w:numPr>
           <w:ilvl w:val="0"/>
           <w:numId w:val="1"/>
@@ -3650,12 +3754,12 @@
         <w:rPr>
           <w:rFonts w:eastAsia="Times New Roman" w:cs="Arial"/>
         </w:rPr>
-        <w:t xml:space="preserve">The AL11 folder for the HRS files is created in iShift, and its path is maintained in ZUT_T_CAT01 and in the logical file path (see section 3.5).</w:t>
+        <w:t>The AL11 folder for the HRS files is created in iShift, and its path is maintained in ZUT_T_CAT01 and in the logical file path.</w:t>
       </w:r>
     </w:p>
     <w:p>
       <w:pPr>
-        <w:pStyle w:val="ListParagraph"/>
+        <w:pStyle w:val="Paragraphedeliste"/>
         <w:numPr>
           <w:ilvl w:val="0"/>
           <w:numId w:val="1"/>
@@ -3667,12 +3771,12 @@
         <w:rPr>
           <w:rFonts w:eastAsia="Times New Roman" w:cs="Arial"/>
         </w:rPr>
-        <w:t xml:space="preserve">GTW is configured to deposit the HRS files in this AL11 folder.</w:t>
+        <w:t>GTW is configured to deposit the HRS files in this AL11 folder.</w:t>
       </w:r>
     </w:p>
     <w:p>
       <w:pPr>
-        <w:pStyle w:val="ListParagraph"/>
+        <w:pStyle w:val="Paragraphedeliste"/>
         <w:numPr>
           <w:ilvl w:val="0"/>
           <w:numId w:val="1"/>
@@ -3684,12 +3788,12 @@
         <w:rPr>
           <w:rFonts w:eastAsia="Times New Roman" w:cs="Arial"/>
         </w:rPr>
-        <w:t xml:space="preserve">The invoice IDoc received from Citibank carries, for each file, a segment ZPP_INVOIC02_02 with the file name (FILEP) and the file type (DOC_TYPE).</w:t>
+        <w:t>The invoice IDoc received from Citibank carries, for each file, a segment ZPP_INVOIC02_02 with the file name (FILEP) and the file type (DOC_TYPE).</w:t>
       </w:r>
     </w:p>
     <w:p>
       <w:pPr>
-        <w:pStyle w:val="ListParagraph"/>
+        <w:pStyle w:val="Paragraphedeliste"/>
         <w:numPr>
           <w:ilvl w:val="0"/>
           <w:numId w:val="1"/>
@@ -3701,21 +3805,21 @@
         <w:rPr>
           <w:rFonts w:eastAsia="Times New Roman" w:cs="Arial"/>
         </w:rPr>
-        <w:t xml:space="preserve">The existing invoice program, used to post the Tungsten invoices, is active in iShift.</w:t>
+        <w:t>The existing invoice program, used to post the Tungsten invoices, is active in iShift.</w:t>
       </w:r>
     </w:p>
     <w:p/>
     <w:p>
       <w:pPr>
-        <w:pStyle w:val="Heading2"/>
-      </w:pPr>
-      <w:bookmarkStart w:id="16" w:name="_Toc42701638"/>
-      <w:bookmarkStart w:id="17" w:name="_Toc232774354"/>
+        <w:pStyle w:val="Titre2"/>
+      </w:pPr>
+      <w:bookmarkStart w:id="15" w:name="_Toc42701638"/>
+      <w:bookmarkStart w:id="16" w:name="_Toc232774354"/>
       <w:r>
         <w:t>Assumptions / Constraints / Limits</w:t>
       </w:r>
+      <w:bookmarkEnd w:id="15"/>
       <w:bookmarkEnd w:id="16"/>
-      <w:bookmarkEnd w:id="17"/>
     </w:p>
     <w:p/>
     <w:p>
@@ -3727,12 +3831,12 @@
         <w:rPr>
           <w:rFonts w:eastAsia="Times New Roman" w:cs="Arial"/>
         </w:rPr>
-        <w:t xml:space="preserve">Assumptions</w:t>
+        <w:t>Assumptions</w:t>
       </w:r>
     </w:p>
     <w:p>
       <w:pPr>
-        <w:pStyle w:val="ListParagraph"/>
+        <w:pStyle w:val="Paragraphedeliste"/>
         <w:numPr>
           <w:ilvl w:val="0"/>
           <w:numId w:val="1"/>
@@ -3744,12 +3848,12 @@
         <w:rPr>
           <w:rFonts w:eastAsia="Times New Roman" w:cs="Arial"/>
         </w:rPr>
-        <w:t xml:space="preserve">The path is HRS → GTW → AL11 folder of iShift. There is no TIBCO in the scope of this interface.</w:t>
+        <w:t>The path is HRS → GTW → AL11 folder of iShift. There is no TIBCO in the scope of this interface.</w:t>
       </w:r>
     </w:p>
     <w:p>
       <w:pPr>
-        <w:pStyle w:val="ListParagraph"/>
+        <w:pStyle w:val="Paragraphedeliste"/>
         <w:numPr>
           <w:ilvl w:val="0"/>
           <w:numId w:val="1"/>
@@ -3761,12 +3865,12 @@
         <w:rPr>
           <w:rFonts w:eastAsia="Times New Roman" w:cs="Arial"/>
         </w:rPr>
-        <w:t xml:space="preserve">The files (attachments) must be received in the AL11 folder before the invoice IDoc is received and processed.</w:t>
+        <w:t>The files (attachments) must be received in the AL11 folder before the invoice IDoc is received and processed.</w:t>
       </w:r>
     </w:p>
     <w:p>
       <w:pPr>
-        <w:pStyle w:val="ListParagraph"/>
+        <w:pStyle w:val="Paragraphedeliste"/>
         <w:numPr>
           <w:ilvl w:val="0"/>
           <w:numId w:val="1"/>
@@ -3778,12 +3882,12 @@
         <w:rPr>
           <w:rFonts w:eastAsia="Times New Roman" w:cs="Arial"/>
         </w:rPr>
-        <w:t xml:space="preserve">The name of the file in the AL11 folder is exactly the value of FILEP in the invoice IDoc (same name, same extension).</w:t>
+        <w:t>The name of the file in the AL11 folder is exactly the value of FILEP in the invoice IDoc (same name, same extension).</w:t>
       </w:r>
     </w:p>
     <w:p>
       <w:pPr>
-        <w:pStyle w:val="ListParagraph"/>
+        <w:pStyle w:val="Paragraphedeliste"/>
         <w:numPr>
           <w:ilvl w:val="0"/>
           <w:numId w:val="1"/>
@@ -3795,12 +3899,12 @@
         <w:rPr>
           <w:rFonts w:eastAsia="Times New Roman" w:cs="Arial"/>
         </w:rPr>
-        <w:t xml:space="preserve">One segment ZPP_INVOIC02_02 is sent per file; the segment is repeated when an invoice has several files (for example PDF, XML and HTML, as in the Tungsten IDocs).</w:t>
+        <w:t>One segment ZPP_INVOIC02_02 is sent per file; the segment is repeated when an invoice has several files (for example PDF, XML and HTML, as in the Tungsten IDocs).</w:t>
       </w:r>
     </w:p>
     <w:p>
       <w:pPr>
-        <w:pStyle w:val="ListParagraph"/>
+        <w:pStyle w:val="Paragraphedeliste"/>
         <w:numPr>
           <w:ilvl w:val="0"/>
           <w:numId w:val="1"/>
@@ -3812,12 +3916,12 @@
         <w:rPr>
           <w:rFonts w:eastAsia="Times New Roman" w:cs="Arial"/>
         </w:rPr>
-        <w:t xml:space="preserve">A copy of every file is archived by GTW for audit purposes, independently of the attachment (unchanged).</w:t>
+        <w:t>A copy of every file is archived by GTW for audit purposes, independently of the attachment (unchanged).</w:t>
       </w:r>
     </w:p>
     <w:p>
       <w:pPr>
-        <w:pStyle w:val="ListParagraph"/>
+        <w:pStyle w:val="Paragraphedeliste"/>
         <w:numPr>
           <w:ilvl w:val="0"/>
           <w:numId w:val="1"/>
@@ -3829,12 +3933,13 @@
         <w:rPr>
           <w:rFonts w:eastAsia="Times New Roman" w:cs="Arial"/>
         </w:rPr>
-        <w:t xml:space="preserve">The naming convention of the files, and the way the file name is retrieved when the invoice IDoc is built (IFS_P2P_143), are TBC with HRS, Citibank and the integration team.</w:t>
+        <w:lastRenderedPageBreak/>
+        <w:t>The naming convention of the files, and the way the file name is retrieved when the invoice IDoc is built (IFS_P2P_143), are TBC with HRS, Citibank and the integration team.</w:t>
       </w:r>
     </w:p>
     <w:p>
       <w:pPr>
-        <w:pStyle w:val="ListParagraph"/>
+        <w:pStyle w:val="Paragraphedeliste"/>
         <w:numPr>
           <w:ilvl w:val="0"/>
           <w:numId w:val="1"/>
@@ -3846,37 +3951,12 @@
         <w:rPr>
           <w:rFonts w:eastAsia="Times New Roman" w:cs="Arial"/>
         </w:rPr>
-        <w:t xml:space="preserve">Retention and purge of the files in the AL11 folder: TBC.</w:t>
-      </w:r>
-    </w:p>
-    <w:p/>
-    <w:p>
-      <w:pPr>
-        <w:pStyle w:val="Heading2"/>
-      </w:pPr>
-      <w:bookmarkStart w:id="19" w:name="_Toc232774355"/>
-      <w:r>
-        <w:t>Process Flow</w:t>
-      </w:r>
-      <w:bookmarkEnd w:id="18"/>
-      <w:bookmarkEnd w:id="19"/>
-      <w:r>
-        <w:t xml:space="preserve"> </w:t>
+        <w:t xml:space="preserve">The files are kept in the AL11 folder for 2 months, then purged.</w:t>
       </w:r>
     </w:p>
     <w:p>
       <w:pPr>
-        <w:pStyle w:val="Heading3"/>
-      </w:pPr>
-      <w:bookmarkStart w:id="20" w:name="_Toc232774356"/>
-      <w:r>
-        <w:t>End to End flow</w:t>
-      </w:r>
-      <w:bookmarkEnd w:id="20"/>
-    </w:p>
-    <w:p>
-      <w:pPr>
-        <w:pStyle w:val="ListParagraph"/>
+        <w:pStyle w:val="Paragraphedeliste"/>
         <w:numPr>
           <w:ilvl w:val="0"/>
           <w:numId w:val="1"/>
@@ -3888,12 +3968,36 @@
         <w:rPr>
           <w:rFonts w:eastAsia="Times New Roman" w:cs="Arial"/>
         </w:rPr>
-        <w:t xml:space="preserve">HRS sends the PDF invoice file to GTW; GTW archives a copy of the file (audit).</w:t>
+        <w:t xml:space="preserve">If the file is not found in the AL11 folder, the IDoc processing fails. The search of the file is retried 2 times a day during 2 weeks.</w:t>
+      </w:r>
+    </w:p>
+    <w:p/>
+    <w:p>
+      <w:pPr>
+        <w:pStyle w:val="Titre2"/>
+      </w:pPr>
+      <w:bookmarkStart w:id="17" w:name="_Toc232774355"/>
+      <w:r>
+        <w:t>Process Flow</w:t>
+      </w:r>
+      <w:bookmarkEnd w:id="17"/>
+      <w:r>
+        <w:t xml:space="preserve"> </w:t>
       </w:r>
     </w:p>
     <w:p>
       <w:pPr>
-        <w:pStyle w:val="ListParagraph"/>
+        <w:pStyle w:val="Titre3"/>
+      </w:pPr>
+      <w:bookmarkStart w:id="18" w:name="_Toc232774356"/>
+      <w:r>
+        <w:t>End to End flow</w:t>
+      </w:r>
+      <w:bookmarkEnd w:id="18"/>
+    </w:p>
+    <w:p>
+      <w:pPr>
+        <w:pStyle w:val="Paragraphedeliste"/>
         <w:numPr>
           <w:ilvl w:val="0"/>
           <w:numId w:val="1"/>
@@ -3905,12 +4009,12 @@
         <w:rPr>
           <w:rFonts w:eastAsia="Times New Roman" w:cs="Arial"/>
         </w:rPr>
-        <w:t xml:space="preserve">GTW deposits the file in the AL11 folder of iShift. This must be done before the invoice IDoc is received.</w:t>
+        <w:t xml:space="preserve">HRS sends the attachment file to GTW; GTW archives a copy of the file.</w:t>
       </w:r>
     </w:p>
     <w:p>
       <w:pPr>
-        <w:pStyle w:val="ListParagraph"/>
+        <w:pStyle w:val="Paragraphedeliste"/>
         <w:numPr>
           <w:ilvl w:val="0"/>
           <w:numId w:val="1"/>
@@ -3922,12 +4026,12 @@
         <w:rPr>
           <w:rFonts w:eastAsia="Times New Roman" w:cs="Arial"/>
         </w:rPr>
-        <w:t xml:space="preserve">The invoice IDoc (INVOIC02 / ZINVOIC02_EXT, IFS_P2P_143) is received in iShift from Citibank. For each file, it contains a segment ZPP_INVOIC02_02 with FILEP = name of the file and DOC_TYPE = type of the file.</w:t>
+        <w:t>GTW deposits the file in the AL11 folder of iShift. This must be done before the invoice IDoc is received.</w:t>
       </w:r>
     </w:p>
     <w:p>
       <w:pPr>
-        <w:pStyle w:val="ListParagraph"/>
+        <w:pStyle w:val="Paragraphedeliste"/>
         <w:numPr>
           <w:ilvl w:val="0"/>
           <w:numId w:val="1"/>
@@ -3939,12 +4043,12 @@
         <w:rPr>
           <w:rFonts w:eastAsia="Times New Roman" w:cs="Arial"/>
         </w:rPr>
-        <w:t xml:space="preserve">The IDoc is processed by the existing invoice program (the same as for the Tungsten invoices). For each segment ZPP_INVOIC02_02, the program reads the file in the AL11 folder.</w:t>
+        <w:t>The invoice IDoc (INVOIC02 / ZINVOIC02_EXT, IFS_P2P_143) is received in iShift from Citibank. For each file, it contains a segment ZPP_INVOIC02_02 with FILEP = name of the file and DOC_TYPE = type of the file.</w:t>
       </w:r>
     </w:p>
     <w:p>
       <w:pPr>
-        <w:pStyle w:val="ListParagraph"/>
+        <w:pStyle w:val="Paragraphedeliste"/>
         <w:numPr>
           <w:ilvl w:val="0"/>
           <w:numId w:val="1"/>
@@ -3956,12 +4060,12 @@
         <w:rPr>
           <w:rFonts w:eastAsia="Times New Roman" w:cs="Arial"/>
         </w:rPr>
-        <w:t xml:space="preserve">The program saves the file as an attachment of the VIM document of the invoice.</w:t>
+        <w:t>The IDoc is processed by the existing invoice program (the same as for the Tungsten invoices). For each segment ZPP_INVOIC02_02, the program reads the file in the AL11 folder.</w:t>
       </w:r>
     </w:p>
     <w:p>
       <w:pPr>
-        <w:pStyle w:val="ListParagraph"/>
+        <w:pStyle w:val="Paragraphedeliste"/>
         <w:numPr>
           <w:ilvl w:val="0"/>
           <w:numId w:val="1"/>
@@ -3973,21 +4077,38 @@
         <w:rPr>
           <w:rFonts w:eastAsia="Times New Roman" w:cs="Arial"/>
         </w:rPr>
-        <w:t xml:space="preserve">If the file is not found in the AL11 folder (file not yet received, or wrong name), the attachment is not done and the error is raised in AIF; once the file is available, the IDoc is reprocessed from AIF (behavior of the existing program to be confirmed).</w:t>
+        <w:t>The program saves the file as an attachment of the VIM document of the invoice.</w:t>
+      </w:r>
+    </w:p>
+    <w:p>
+      <w:pPr>
+        <w:pStyle w:val="Paragraphedeliste"/>
+        <w:numPr>
+          <w:ilvl w:val="0"/>
+          <w:numId w:val="1"/>
+        </w:numPr>
+        <w:spacing w:after="120" w:line="240" w:lineRule="auto"/>
+        <w:jc w:val="both"/>
+      </w:pPr>
+      <w:r>
+        <w:rPr>
+          <w:rFonts w:eastAsia="Times New Roman" w:cs="Arial"/>
+        </w:rPr>
+        <w:t>If the file is not found in the AL11 folder (file not yet received, or wrong name), the attachment is not done and the error is raised in AIF; once the file is available, the IDoc is reprocessed (the search of the file is retried 2 times a day during 2 weeks).</w:t>
       </w:r>
     </w:p>
     <w:p/>
     <w:p>
       <w:pPr>
-        <w:pStyle w:val="Heading2"/>
-      </w:pPr>
-      <w:bookmarkStart w:id="21" w:name="_Toc42701640"/>
-      <w:bookmarkStart w:id="22" w:name="_Toc232774357"/>
+        <w:pStyle w:val="Titre2"/>
+      </w:pPr>
+      <w:bookmarkStart w:id="19" w:name="_Toc42701640"/>
+      <w:bookmarkStart w:id="20" w:name="_Toc232774357"/>
       <w:r>
         <w:t>Detailed Functional Description</w:t>
       </w:r>
-      <w:bookmarkEnd w:id="21"/>
-      <w:bookmarkEnd w:id="22"/>
+      <w:bookmarkEnd w:id="19"/>
+      <w:bookmarkEnd w:id="20"/>
       <w:r>
         <w:t xml:space="preserve"> </w:t>
       </w:r>
@@ -4001,7 +4122,7 @@
         <w:rPr>
           <w:rFonts w:eastAsia="Times New Roman" w:cs="Arial"/>
         </w:rPr>
-        <w:t xml:space="preserve">The files are carried by the invoice IDoc through the segment ZPP_INVOIC02_02 only; no other field is needed for the attachment. The segment is a child of E1EDK01 and is repeated for each file (see the example of an IDoc in the Appendix).</w:t>
+        <w:t>The files are carried by the invoice IDoc through the segment ZPP_INVOIC02_02 only; no other field is needed for the attachment. The segment is a child of E1EDK01 and is repeated for each file (see the example of an IDoc in the Appendix).</w:t>
       </w:r>
     </w:p>
     <w:p/>
@@ -4016,12 +4137,12 @@
           <w:b/>
           <w:bCs/>
         </w:rPr>
-        <w:t xml:space="preserve">Data in the invoice IDoc (segment ZPP_INVOIC02_02):</w:t>
+        <w:t>Data in the invoice IDoc (segment ZPP_INVOIC02_02):</w:t>
       </w:r>
     </w:p>
     <w:tbl>
       <w:tblPr>
-        <w:tblStyle w:val="TableGrid"/>
+        <w:tblStyle w:val="Grilledutableau"/>
         <w:tblW w:w="9360" w:type="dxa"/>
         <w:tblBorders>
           <w:top w:val="single" w:sz="4" w:space="0" w:color="BFBFBF"/>
@@ -4167,7 +4288,7 @@
                 <w:sz w:val="20"/>
                 <w:szCs w:val="20"/>
               </w:rPr>
-              <w:t xml:space="preserve">FILEP</w:t>
+              <w:t>FILEP</w:t>
             </w:r>
           </w:p>
         </w:tc>
@@ -4195,7 +4316,7 @@
                 <w:sz w:val="20"/>
                 <w:szCs w:val="20"/>
               </w:rPr>
-              <w:t xml:space="preserve">Name of the file, with its extension, as deposited in the AL11 folder (for example AAA000322719244.pdf).</w:t>
+              <w:t>Name of the file, with its extension, as deposited in the AL11 folder (for example AAA000322719244.pdf).</w:t>
             </w:r>
           </w:p>
         </w:tc>
@@ -4223,7 +4344,7 @@
                 <w:sz w:val="20"/>
                 <w:szCs w:val="20"/>
               </w:rPr>
-              <w:t xml:space="preserve">Yes</w:t>
+              <w:t>Yes</w:t>
             </w:r>
           </w:p>
         </w:tc>
@@ -4253,7 +4374,7 @@
                 <w:sz w:val="20"/>
                 <w:szCs w:val="20"/>
               </w:rPr>
-              <w:t xml:space="preserve">DOC_TYPE</w:t>
+              <w:t>DOC_TYPE</w:t>
             </w:r>
           </w:p>
         </w:tc>
@@ -4281,7 +4402,7 @@
                 <w:sz w:val="20"/>
                 <w:szCs w:val="20"/>
               </w:rPr>
-              <w:t xml:space="preserve">Type of the file. For the PDF invoice: YVIMPORIMG, as in the Tungsten IDocs (TBC with the SAP VIM team; IFS_P2P_107 uses YBCATTPDF for 1CRM). XML and HTML files, if sent: XML and HTML.</w:t>
+              <w:t xml:space="preserve">Type of the file (YVIMPORIMG for the PDF invoice, XML, HTML – see section 3.3)</w:t>
             </w:r>
           </w:p>
         </w:tc>
@@ -4309,12 +4430,14 @@
                 <w:sz w:val="20"/>
                 <w:szCs w:val="20"/>
               </w:rPr>
-              <w:t xml:space="preserve">Yes</w:t>
+              <w:t>Yes</w:t>
             </w:r>
           </w:p>
         </w:tc>
       </w:tr>
     </w:tbl>
+    <w:p/>
+    <w:p/>
     <w:p/>
     <w:p>
       <w:pPr>
@@ -4327,12 +4450,13 @@
           <w:b/>
           <w:bCs/>
         </w:rPr>
-        <w:t xml:space="preserve">Data created in iShift when the IDoc is processed:</w:t>
+        <w:lastRenderedPageBreak/>
+        <w:t>Data created in iShift when the IDoc is processed:</w:t>
       </w:r>
     </w:p>
     <w:tbl>
       <w:tblPr>
-        <w:tblStyle w:val="TableGrid"/>
+        <w:tblStyle w:val="Grilledutableau"/>
         <w:tblW w:w="9360" w:type="dxa"/>
         <w:tblBorders>
           <w:top w:val="single" w:sz="4" w:space="0" w:color="BFBFBF"/>
@@ -4449,7 +4573,7 @@
                 <w:sz w:val="20"/>
                 <w:szCs w:val="20"/>
               </w:rPr>
-              <w:t xml:space="preserve">Attachment</w:t>
+              <w:t>Attachment</w:t>
             </w:r>
           </w:p>
         </w:tc>
@@ -4477,7 +4601,7 @@
                 <w:sz w:val="20"/>
                 <w:szCs w:val="20"/>
               </w:rPr>
-              <w:t xml:space="preserve">The file read in the AL11 folder is saved as an attachment of the VIM document of the invoice.</w:t>
+              <w:t>The file read in the AL11 folder is saved as an attachment of the VIM document of the invoice.</w:t>
             </w:r>
           </w:p>
         </w:tc>
@@ -4507,7 +4631,7 @@
                 <w:sz w:val="20"/>
                 <w:szCs w:val="20"/>
               </w:rPr>
-              <w:t xml:space="preserve">IDoc status</w:t>
+              <w:t>IDoc status</w:t>
             </w:r>
           </w:p>
         </w:tc>
@@ -4535,7 +4659,7 @@
                 <w:sz w:val="20"/>
                 <w:szCs w:val="20"/>
               </w:rPr>
-              <w:t xml:space="preserve">Status of the invoice IDoc after processing (success / error).</w:t>
+              <w:t>Status of the invoice IDoc after processing (success / error).</w:t>
             </w:r>
           </w:p>
         </w:tc>
@@ -4565,7 +4689,7 @@
                 <w:sz w:val="20"/>
                 <w:szCs w:val="20"/>
               </w:rPr>
-              <w:t xml:space="preserve">Message(s)</w:t>
+              <w:t>Message(s)</w:t>
             </w:r>
           </w:p>
         </w:tc>
@@ -4593,7 +4717,7 @@
                 <w:sz w:val="20"/>
                 <w:szCs w:val="20"/>
               </w:rPr>
-              <w:t xml:space="preserve">Error message(s) recorded in iShift and shown in AIF (for example file not found).</w:t>
+              <w:t>Error message(s) recorded in iShift and shown in AIF (for example file not found).</w:t>
             </w:r>
           </w:p>
         </w:tc>
@@ -4601,31 +4725,31 @@
     </w:tbl>
     <w:p>
       <w:pPr>
-        <w:pStyle w:val="Heading1"/>
-      </w:pPr>
-      <w:bookmarkStart w:id="23" w:name="_Toc42701641"/>
-      <w:bookmarkStart w:id="24" w:name="_Toc232774358"/>
+        <w:pStyle w:val="Titre1"/>
+      </w:pPr>
+      <w:bookmarkStart w:id="21" w:name="_Toc42701641"/>
+      <w:bookmarkStart w:id="22" w:name="_Toc232774358"/>
       <w:r>
-        <w:t xml:space="preserve">Interface Detailed Specification</w:t>
+        <w:t>Interface Detailed Specification</w:t>
+      </w:r>
+      <w:bookmarkEnd w:id="21"/>
+      <w:bookmarkEnd w:id="22"/>
+    </w:p>
+    <w:p>
+      <w:pPr>
+        <w:pStyle w:val="Titre2"/>
+      </w:pPr>
+      <w:bookmarkStart w:id="23" w:name="_Toc42701642"/>
+      <w:bookmarkStart w:id="24" w:name="_Toc232774359"/>
+      <w:r>
+        <w:t>Techno functional requirement</w:t>
       </w:r>
       <w:bookmarkEnd w:id="23"/>
       <w:bookmarkEnd w:id="24"/>
     </w:p>
     <w:p>
       <w:pPr>
-        <w:pStyle w:val="Heading2"/>
-      </w:pPr>
-      <w:bookmarkStart w:id="25" w:name="_Toc42701642"/>
-      <w:bookmarkStart w:id="26" w:name="_Toc232774359"/>
-      <w:r>
-        <w:t>Techno functional requirement</w:t>
-      </w:r>
-      <w:bookmarkEnd w:id="25"/>
-      <w:bookmarkEnd w:id="26"/>
-    </w:p>
-    <w:p>
-      <w:pPr>
-        <w:pStyle w:val="ListParagraph"/>
+        <w:pStyle w:val="Paragraphedeliste"/>
         <w:numPr>
           <w:ilvl w:val="0"/>
           <w:numId w:val="1"/>
@@ -4637,12 +4761,12 @@
         <w:rPr>
           <w:rFonts w:eastAsia="Times New Roman" w:cs="Arial"/>
         </w:rPr>
-        <w:t xml:space="preserve">Technology: file transfer from HRS to GTW, then deposit of the file in an AL11 folder of iShift; the attachment is done when the invoice IDoc (INVOIC02 / ZINVOIC02_EXT) is processed.</w:t>
+        <w:t>Technology: file transfer from HRS to GTW, then deposit of the file in an AL11 folder of iShift; the attachment is done when the invoice IDoc (INVOIC02 / ZINVOIC02_EXT) is processed.</w:t>
       </w:r>
     </w:p>
     <w:p>
       <w:pPr>
-        <w:pStyle w:val="ListParagraph"/>
+        <w:pStyle w:val="Paragraphedeliste"/>
         <w:numPr>
           <w:ilvl w:val="0"/>
           <w:numId w:val="1"/>
@@ -4654,12 +4778,12 @@
         <w:rPr>
           <w:rFonts w:eastAsia="Times New Roman" w:cs="Arial"/>
         </w:rPr>
-        <w:t xml:space="preserve">Endpoint: AL11 folder of iShift, selected from ZUT_T_CAT01 through a logical file path (see section 3.5).</w:t>
+        <w:t>Endpoint: AL11 folder of iShift, selected from ZUT_T_CAT01 through a logical file path.</w:t>
       </w:r>
     </w:p>
     <w:p>
       <w:pPr>
-        <w:pStyle w:val="ListParagraph"/>
+        <w:pStyle w:val="Paragraphedeliste"/>
         <w:numPr>
           <w:ilvl w:val="0"/>
           <w:numId w:val="1"/>
@@ -4671,12 +4795,12 @@
         <w:rPr>
           <w:rFonts w:eastAsia="Times New Roman" w:cs="Arial"/>
         </w:rPr>
-        <w:t xml:space="preserve">Payload format: PDF file (and XML / HTML if sent by HRS). The file name is given by the field FILEP of the segment ZPP_INVOIC02_02.</w:t>
+        <w:t>Payload format: PDF file (and XML / HTML if sent by HRS). The file name is given by the field FILEP of the segment ZPP_INVOIC02_02.</w:t>
       </w:r>
     </w:p>
     <w:p>
       <w:pPr>
-        <w:pStyle w:val="ListParagraph"/>
+        <w:pStyle w:val="Paragraphedeliste"/>
         <w:numPr>
           <w:ilvl w:val="0"/>
           <w:numId w:val="1"/>
@@ -4688,12 +4812,12 @@
         <w:rPr>
           <w:rFonts w:eastAsia="Times New Roman" w:cs="Arial"/>
         </w:rPr>
-        <w:t xml:space="preserve">Direction: Inbound – from HRS to iShift. Asynchronous; no TIBCO in the scope.</w:t>
+        <w:t>Direction: Inbound – from HRS to iShift. Asynchronous; no TIBCO in the scope.</w:t>
       </w:r>
     </w:p>
     <w:p>
       <w:pPr>
-        <w:pStyle w:val="ListParagraph"/>
+        <w:pStyle w:val="Paragraphedeliste"/>
         <w:numPr>
           <w:ilvl w:val="0"/>
           <w:numId w:val="1"/>
@@ -4705,28 +4829,28 @@
         <w:rPr>
           <w:rFonts w:eastAsia="Times New Roman" w:cs="Arial"/>
         </w:rPr>
-        <w:t xml:space="preserve">It starts with the reception of the file from HRS in GTW. The attachment is done when the invoice IDoc is processed, which requires the file to be already in the AL11 folder.</w:t>
+        <w:t>It starts with the reception of the file from HRS in GTW. The attachment is done when the invoice IDoc is processed, which requires the file to be already in the AL11 folder.</w:t>
       </w:r>
     </w:p>
     <w:p/>
     <w:p>
       <w:pPr>
-        <w:pStyle w:val="Heading2"/>
-      </w:pPr>
-      <w:bookmarkStart w:id="27" w:name="_Toc483306955"/>
-      <w:bookmarkStart w:id="28" w:name="_Toc42701643"/>
-      <w:bookmarkStart w:id="29" w:name="_Toc232774360"/>
+        <w:pStyle w:val="Titre2"/>
+      </w:pPr>
+      <w:bookmarkStart w:id="25" w:name="_Toc483306955"/>
+      <w:bookmarkStart w:id="26" w:name="_Toc42701643"/>
+      <w:bookmarkStart w:id="27" w:name="_Toc232774360"/>
       <w:r>
-        <w:t xml:space="preserve">Business logic &amp; Filtering Conditions</w:t>
+        <w:t>Business logic &amp; Filtering Conditions</w:t>
       </w:r>
+      <w:bookmarkEnd w:id="25"/>
+      <w:bookmarkEnd w:id="26"/>
       <w:bookmarkEnd w:id="27"/>
-      <w:bookmarkEnd w:id="28"/>
-      <w:bookmarkEnd w:id="29"/>
     </w:p>
     <w:p/>
     <w:p>
       <w:pPr>
-        <w:pStyle w:val="ListParagraph"/>
+        <w:pStyle w:val="Paragraphedeliste"/>
         <w:numPr>
           <w:ilvl w:val="0"/>
           <w:numId w:val="1"/>
@@ -4738,12 +4862,12 @@
         <w:rPr>
           <w:rFonts w:eastAsia="Times New Roman" w:cs="Arial"/>
         </w:rPr>
-        <w:t xml:space="preserve">GTW deposits each file received from HRS in the AL11 folder, before the invoice IDoc.</w:t>
+        <w:t>GTW deposits each file received from HRS in the AL11 folder, before the invoice IDoc.</w:t>
       </w:r>
     </w:p>
     <w:p>
       <w:pPr>
-        <w:pStyle w:val="ListParagraph"/>
+        <w:pStyle w:val="Paragraphedeliste"/>
         <w:numPr>
           <w:ilvl w:val="0"/>
           <w:numId w:val="1"/>
@@ -4755,12 +4879,12 @@
         <w:rPr>
           <w:rFonts w:eastAsia="Times New Roman" w:cs="Arial"/>
         </w:rPr>
-        <w:t xml:space="preserve">For each segment ZPP_INVOIC02_02 of the invoice IDoc, the existing program reads in the AL11 folder the file named in FILEP and saves it as an attachment of the VIM document.</w:t>
+        <w:t>For each segment ZPP_INVOIC02_02 of the invoice IDoc, the existing program reads in the AL11 folder the file named in FILEP and saves it as an attachment of the VIM document.</w:t>
       </w:r>
     </w:p>
     <w:p>
       <w:pPr>
-        <w:pStyle w:val="ListParagraph"/>
+        <w:pStyle w:val="Paragraphedeliste"/>
         <w:numPr>
           <w:ilvl w:val="0"/>
           <w:numId w:val="1"/>
@@ -4772,17 +4896,17 @@
         <w:rPr>
           <w:rFonts w:eastAsia="Times New Roman" w:cs="Arial"/>
         </w:rPr>
-        <w:t xml:space="preserve">If the file is not found, the attachment is not done and the error is raised in AIF; after the file is available, the IDoc is reprocessed.</w:t>
+        <w:t>If the file is not found, the attachment is not done and the error is raised in AIF; after the file is available, the IDoc is reprocessed.</w:t>
       </w:r>
     </w:p>
     <w:p>
       <w:pPr>
-        <w:pStyle w:val="ListParagraph"/>
+        <w:pStyle w:val="Paragraphedeliste"/>
       </w:pPr>
     </w:p>
     <w:tbl>
       <w:tblPr>
-        <w:tblStyle w:val="TableGrid"/>
+        <w:tblStyle w:val="Grilledutableau"/>
         <w:tblW w:w="9360" w:type="dxa"/>
         <w:tblBorders>
           <w:top w:val="single" w:sz="4" w:space="0" w:color="BFBFBF"/>
@@ -4923,7 +5047,7 @@
                 <w:sz w:val="20"/>
                 <w:szCs w:val="20"/>
               </w:rPr>
-              <w:t xml:space="preserve">FILEP</w:t>
+              <w:t>FILEP</w:t>
             </w:r>
           </w:p>
         </w:tc>
@@ -4951,7 +5075,7 @@
                 <w:sz w:val="20"/>
                 <w:szCs w:val="20"/>
               </w:rPr>
-              <w:t xml:space="preserve">Segment field; mandatory; name of the file with its extension; must be identical to the name of the file in the AL11 folder.</w:t>
+              <w:t>Segment field; mandatory; name of the file with its extension; must be identical to the name of the file in the AL11 folder.</w:t>
             </w:r>
           </w:p>
         </w:tc>
@@ -4979,7 +5103,7 @@
                 <w:sz w:val="20"/>
                 <w:szCs w:val="20"/>
               </w:rPr>
-              <w:t xml:space="preserve">–</w:t>
+              <w:t>–</w:t>
             </w:r>
           </w:p>
         </w:tc>
@@ -5009,7 +5133,7 @@
                 <w:sz w:val="20"/>
                 <w:szCs w:val="20"/>
               </w:rPr>
-              <w:t xml:space="preserve">DOC_TYPE</w:t>
+              <w:t>DOC_TYPE</w:t>
             </w:r>
           </w:p>
         </w:tc>
@@ -5037,7 +5161,7 @@
                 <w:sz w:val="20"/>
                 <w:szCs w:val="20"/>
               </w:rPr>
-              <w:t xml:space="preserve">Segment field; mandatory; type of the file (YVIMPORIMG for the PDF invoice, TBC).</w:t>
+              <w:t>Segment field; mandatory; type of the file (YVIMPORIMG for the PDF invoice, TBC).</w:t>
             </w:r>
           </w:p>
         </w:tc>
@@ -5065,7 +5189,7 @@
                 <w:sz w:val="20"/>
                 <w:szCs w:val="20"/>
               </w:rPr>
-              <w:t xml:space="preserve">–</w:t>
+              <w:t>–</w:t>
             </w:r>
           </w:p>
         </w:tc>
@@ -5095,7 +5219,8 @@
                 <w:sz w:val="20"/>
                 <w:szCs w:val="20"/>
               </w:rPr>
-              <w:t xml:space="preserve">AL11 folder path</w:t>
+              <w:lastRenderedPageBreak/>
+              <w:t>AL11 folder path</w:t>
             </w:r>
           </w:p>
         </w:tc>
@@ -5123,7 +5248,7 @@
                 <w:sz w:val="20"/>
                 <w:szCs w:val="20"/>
               </w:rPr>
-              <w:t xml:space="preserve">Selected from ZUT_T_CAT01 (logical file path).</w:t>
+              <w:t>Selected from ZUT_T_CAT01 (logical file path).</w:t>
             </w:r>
           </w:p>
         </w:tc>
@@ -5151,7 +5276,7 @@
                 <w:sz w:val="20"/>
                 <w:szCs w:val="20"/>
               </w:rPr>
-              <w:t xml:space="preserve">HRS folder</w:t>
+              <w:t>HRS folder</w:t>
             </w:r>
           </w:p>
         </w:tc>
@@ -5159,14 +5284,13 @@
     </w:tbl>
     <w:p>
       <w:pPr>
-        <w:pStyle w:val="Heading2"/>
-      </w:pPr>
-      <w:bookmarkStart w:id="31" w:name="_Toc232774361"/>
+        <w:pStyle w:val="Titre2"/>
+      </w:pPr>
+      <w:bookmarkStart w:id="28" w:name="_Toc232774361"/>
       <w:r>
-        <w:t xml:space="preserve">Mapping document file</w:t>
+        <w:t>Mapping document file</w:t>
       </w:r>
-      <w:bookmarkEnd w:id="30"/>
-      <w:bookmarkEnd w:id="31"/>
+      <w:bookmarkEnd w:id="28"/>
     </w:p>
     <w:p/>
     <w:p>
@@ -5178,13 +5302,13 @@
         <w:rPr>
           <w:rFonts w:eastAsia="Times New Roman" w:cs="Arial"/>
         </w:rPr>
-        <w:t xml:space="preserve">Triggering event: reception of the invoice IDoc INVOIC02 / ZINVOIC02_EXT from Citibank (IFS_P2P_143), after the files have been deposited in the AL11 folder by GTW. The segment ZPP_INVOIC02_02 is filled in the invoice IDoc as follows:</w:t>
+        <w:t>Triggering event: reception of the invoice IDoc INVOIC02 / ZINVOIC02_EXT from Citibank (IFS_P2P_143), after the files have been deposited in the AL11 folder by GTW. The segment ZPP_INVOIC02_02 is filled in the invoice IDoc as follows:</w:t>
       </w:r>
     </w:p>
     <w:p/>
     <w:tbl>
       <w:tblPr>
-        <w:tblStyle w:val="TableGrid"/>
+        <w:tblStyle w:val="Grilledutableau"/>
         <w:tblW w:w="10423" w:type="dxa"/>
         <w:tblInd w:w="-105" w:type="dxa"/>
         <w:tblBorders>
@@ -5233,7 +5357,7 @@
                 <w:rFonts w:ascii="Calibri" w:hAnsi="Calibri" w:cs="Calibri"/>
                 <w:color w:val="000000"/>
               </w:rPr>
-              <w:t xml:space="preserve">Segment / field (invoice IDoc)</w:t>
+              <w:t>Segment / field (invoice IDoc)</w:t>
             </w:r>
           </w:p>
         </w:tc>
@@ -5261,7 +5385,7 @@
                 <w:rFonts w:ascii="Calibri" w:hAnsi="Calibri" w:cs="Calibri"/>
                 <w:color w:val="000000"/>
               </w:rPr>
-              <w:t xml:space="preserve">Source</w:t>
+              <w:t>Source</w:t>
             </w:r>
           </w:p>
         </w:tc>
@@ -5289,7 +5413,7 @@
                 <w:rFonts w:ascii="Calibri" w:hAnsi="Calibri" w:cs="Calibri"/>
                 <w:color w:val="000000"/>
               </w:rPr>
-              <w:t xml:space="preserve">Content</w:t>
+              <w:t>Content</w:t>
             </w:r>
           </w:p>
         </w:tc>
@@ -5320,7 +5444,7 @@
                 <w:rFonts w:ascii="Calibri" w:hAnsi="Calibri" w:cs="Calibri"/>
                 <w:color w:val="000000"/>
               </w:rPr>
-              <w:t xml:space="preserve">Transformation/Logic</w:t>
+              <w:t>Transformation/Logic</w:t>
             </w:r>
           </w:p>
         </w:tc>
@@ -5353,7 +5477,7 @@
                 <w:sz w:val="20"/>
                 <w:szCs w:val="20"/>
               </w:rPr>
-              <w:t xml:space="preserve">ZPP_INVOIC02_02 – FILEP</w:t>
+              <w:t>ZPP_INVOIC02_02 – FILEP</w:t>
             </w:r>
           </w:p>
         </w:tc>
@@ -5380,7 +5504,7 @@
                 <w:rFonts w:ascii="Calibri" w:hAnsi="Calibri" w:cs="Calibri"/>
                 <w:color w:val="000000"/>
               </w:rPr>
-              <w:t xml:space="preserve">File sent by HRS</w:t>
+              <w:t>File sent by HRS</w:t>
             </w:r>
           </w:p>
         </w:tc>
@@ -5407,7 +5531,7 @@
                 <w:rFonts w:ascii="Calibri" w:hAnsi="Calibri" w:cs="Calibri"/>
                 <w:color w:val="000000"/>
               </w:rPr>
-              <w:t xml:space="preserve">File name with extension (for example AAA000322719244.pdf)</w:t>
+              <w:t>File name with extension (for example AAA000322719244.pdf)</w:t>
             </w:r>
           </w:p>
         </w:tc>
@@ -5435,7 +5559,7 @@
                 <w:rFonts w:ascii="Calibri" w:hAnsi="Calibri" w:cs="Calibri"/>
                 <w:color w:val="000000"/>
               </w:rPr>
-              <w:t xml:space="preserve">Name of the file deposited in the AL11 folder. Rule to retrieve the name when the IDoc is built: IFS_P2P_143 (TBC).</w:t>
+              <w:t>Name of the file deposited in the AL11 folder. Rule to retrieve the name when the IDoc is built: IFS_P2P_143 (TBC).</w:t>
             </w:r>
           </w:p>
         </w:tc>
@@ -5468,7 +5592,7 @@
                 <w:sz w:val="20"/>
                 <w:szCs w:val="20"/>
               </w:rPr>
-              <w:t xml:space="preserve">ZPP_INVOIC02_02 – DOC_TYPE</w:t>
+              <w:t>ZPP_INVOIC02_02 – DOC_TYPE</w:t>
             </w:r>
           </w:p>
         </w:tc>
@@ -5495,7 +5619,7 @@
                 <w:rFonts w:ascii="Calibri" w:hAnsi="Calibri" w:cs="Calibri"/>
                 <w:color w:val="000000"/>
               </w:rPr>
-              <w:t xml:space="preserve">File extension</w:t>
+              <w:t>File extension</w:t>
             </w:r>
           </w:p>
         </w:tc>
@@ -5522,7 +5646,7 @@
                 <w:rFonts w:ascii="Calibri" w:hAnsi="Calibri" w:cs="Calibri"/>
                 <w:color w:val="000000"/>
               </w:rPr>
-              <w:t xml:space="preserve">YVIMPORIMG (PDF), XML, HTML</w:t>
+              <w:t>YVIMPORIMG (PDF), XML, HTML</w:t>
             </w:r>
           </w:p>
         </w:tc>
@@ -5550,7 +5674,7 @@
                 <w:rFonts w:ascii="Calibri" w:hAnsi="Calibri" w:cs="Calibri"/>
                 <w:color w:val="000000"/>
               </w:rPr>
-              <w:t xml:space="preserve">PDF = YVIMPORIMG as in the Tungsten IDocs (TBC with the SAP VIM team).</w:t>
+              <w:t>PDF = YVIMPORIMG as in the Tungsten IDocs (TBC with the SAP VIM team).</w:t>
             </w:r>
           </w:p>
         </w:tc>
@@ -5560,33 +5684,80 @@
     <w:p/>
     <w:p>
       <w:pPr>
-        <w:pStyle w:val="Heading2"/>
-        <w:numPr>
-          <w:ilvl w:val="1"/>
-          <w:numId w:val="19"/>
-        </w:numPr>
-      </w:pPr>
-      <w:bookmarkStart w:id="32" w:name="_Toc42701645"/>
-      <w:bookmarkStart w:id="33" w:name="_Toc232774362"/>
+        <w:pStyle w:val="Titre2"/>
+      </w:pPr>
+      <w:bookmarkStart w:id="29" w:name="_Toc42701645"/>
+      <w:bookmarkStart w:id="30" w:name="_Toc232774362"/>
       <w:r>
         <w:t>Reuse considerations</w:t>
       </w:r>
-      <w:bookmarkEnd w:id="32"/>
-      <w:bookmarkEnd w:id="33"/>
+      <w:bookmarkEnd w:id="29"/>
+      <w:bookmarkEnd w:id="30"/>
     </w:p>
     <w:p/>
     <w:p>
       <w:pPr>
         <w:spacing w:after="120" w:line="240" w:lineRule="auto"/>
         <w:jc w:val="both"/>
+        <w:rPr>
+          <w:rFonts w:eastAsia="Times New Roman" w:cs="Arial"/>
+        </w:rPr>
       </w:pPr>
       <w:r>
         <w:rPr>
           <w:rFonts w:eastAsia="Times New Roman" w:cs="Arial"/>
         </w:rPr>
-        <w:t xml:space="preserve">This interface reuses the mechanism of IFS_P2P_107: the files are stored in an AL11 folder whose path is selected from ZUT_T_CAT01, the invoice IDoc carries the file name in the segment ZPP_INVOIC02_02 (FILEP, DOC_TYPE), and the file is saved as an attachment of the VIM document when the IDoc is processed.</w:t>
+        <w:t xml:space="preserve">The program already used to post the Tungsten invoices is reused. </w:t>
       </w:r>
     </w:p>
+    <w:p>
+      <w:pPr>
+        <w:spacing w:after="120" w:line="240" w:lineRule="auto"/>
+        <w:jc w:val="both"/>
+        <w:rPr>
+          <w:rFonts w:eastAsia="Times New Roman" w:cs="Arial"/>
+        </w:rPr>
+      </w:pPr>
+    </w:p>
+    <w:p>
+      <w:pPr>
+        <w:spacing w:after="120" w:line="240" w:lineRule="auto"/>
+        <w:jc w:val="both"/>
+        <w:rPr>
+          <w:rFonts w:eastAsia="Times New Roman" w:cs="Arial"/>
+        </w:rPr>
+      </w:pPr>
+    </w:p>
+    <w:p>
+      <w:pPr>
+        <w:spacing w:after="120" w:line="240" w:lineRule="auto"/>
+        <w:jc w:val="both"/>
+        <w:rPr>
+          <w:rFonts w:eastAsia="Times New Roman" w:cs="Arial"/>
+        </w:rPr>
+      </w:pPr>
+    </w:p>
+    <w:p>
+      <w:pPr>
+        <w:spacing w:after="120" w:line="240" w:lineRule="auto"/>
+        <w:jc w:val="both"/>
+      </w:pPr>
+    </w:p>
+    <w:p/>
+    <w:p>
+      <w:pPr>
+        <w:pStyle w:val="Titre2"/>
+      </w:pPr>
+      <w:bookmarkStart w:id="31" w:name="_Toc42701646"/>
+      <w:bookmarkStart w:id="32" w:name="_Toc232774363"/>
+      <w:r>
+        <w:lastRenderedPageBreak/>
+        <w:t>Customizing &amp; Configuration prerequisites</w:t>
+      </w:r>
+      <w:bookmarkEnd w:id="31"/>
+      <w:bookmarkEnd w:id="32"/>
+    </w:p>
+    <w:p/>
     <w:p>
       <w:pPr>
         <w:spacing w:after="120" w:line="240" w:lineRule="auto"/>
@@ -5596,38 +5767,12 @@
         <w:rPr>
           <w:rFonts w:eastAsia="Times New Roman" w:cs="Arial"/>
         </w:rPr>
-        <w:t xml:space="preserve">The program already used to post the Tungsten invoices is reused. The Base64 IDoc ZCS_DOC_ATTCH and its program (IFS_P2P_107) are not needed because GTW deposits the file directly in the AL11 folder.</w:t>
-      </w:r>
-    </w:p>
-    <w:p/>
-    <w:p>
-      <w:pPr>
-        <w:pStyle w:val="Heading2"/>
-      </w:pPr>
-      <w:bookmarkStart w:id="34" w:name="_Toc42701646"/>
-      <w:bookmarkStart w:id="35" w:name="_Toc232774363"/>
-      <w:r>
-        <w:t>Customizing &amp; Configuration prerequisites</w:t>
-      </w:r>
-      <w:bookmarkEnd w:id="34"/>
-      <w:bookmarkEnd w:id="35"/>
-    </w:p>
-    <w:p/>
-    <w:p>
-      <w:pPr>
-        <w:spacing w:after="120" w:line="240" w:lineRule="auto"/>
-        <w:jc w:val="both"/>
-      </w:pPr>
-      <w:r>
-        <w:rPr>
-          <w:rFonts w:eastAsia="Times New Roman" w:cs="Arial"/>
-        </w:rPr>
-        <w:t xml:space="preserve">The following configuration is required:</w:t>
+        <w:t>The following configuration is required:</w:t>
       </w:r>
     </w:p>
     <w:p>
       <w:pPr>
-        <w:pStyle w:val="ListParagraph"/>
+        <w:pStyle w:val="Paragraphedeliste"/>
         <w:numPr>
           <w:ilvl w:val="0"/>
           <w:numId w:val="1"/>
@@ -5639,12 +5784,12 @@
         <w:rPr>
           <w:rFonts w:eastAsia="Times New Roman" w:cs="Arial"/>
         </w:rPr>
-        <w:t xml:space="preserve">Creation of the AL11 folder for the HRS files, in all the systems (physical directory on the application server).</w:t>
+        <w:t>Creation of the AL11 folder for the HRS files, in all the systems (physical directory on the application server).</w:t>
       </w:r>
     </w:p>
     <w:p>
       <w:pPr>
-        <w:pStyle w:val="ListParagraph"/>
+        <w:pStyle w:val="Paragraphedeliste"/>
         <w:numPr>
           <w:ilvl w:val="0"/>
           <w:numId w:val="1"/>
@@ -5656,12 +5801,12 @@
         <w:rPr>
           <w:rFonts w:eastAsia="Times New Roman" w:cs="Arial"/>
         </w:rPr>
-        <w:t xml:space="preserve">New logical file path in the FILE configuration for the HRS files (for example Z_P2P_HRS_INV_IN_PATH, name proposed, as Z_P2P_CRM_INV_IN_PATH in IFS_P2P_107).</w:t>
+        <w:t>New logical file path in the FILE configuration for the HRS files (for example Z_P2P_HRS_INV_IN_PATH).</w:t>
       </w:r>
     </w:p>
     <w:p>
       <w:pPr>
-        <w:pStyle w:val="ListParagraph"/>
+        <w:pStyle w:val="Paragraphedeliste"/>
         <w:numPr>
           <w:ilvl w:val="0"/>
           <w:numId w:val="1"/>
@@ -5673,29 +5818,12 @@
         <w:rPr>
           <w:rFonts w:eastAsia="Times New Roman" w:cs="Arial"/>
         </w:rPr>
-        <w:t xml:space="preserve">New entry in the table ZUT_T_CAT01 in all the systems, from which the AL11 folder path is selected for the HRS files.</w:t>
+        <w:t>New entry in the table ZUT_T_CAT01 in all the systems, from which the AL11 folder path is selected for the HRS files.</w:t>
       </w:r>
     </w:p>
     <w:p>
       <w:pPr>
-        <w:pStyle w:val="ListParagraph"/>
-        <w:numPr>
-          <w:ilvl w:val="0"/>
-          <w:numId w:val="1"/>
-        </w:numPr>
-        <w:spacing w:after="120" w:line="240" w:lineRule="auto"/>
-        <w:jc w:val="both"/>
-      </w:pPr>
-      <w:r>
-        <w:rPr>
-          <w:rFonts w:eastAsia="Times New Roman" w:cs="Arial"/>
-        </w:rPr>
-        <w:t xml:space="preserve">Authorizations: the GTW technical user writes in the AL11 folder; the user processing the invoice IDoc reads the files.</w:t>
-      </w:r>
-    </w:p>
-    <w:p>
-      <w:pPr>
-        <w:pStyle w:val="ListParagraph"/>
+        <w:pStyle w:val="Paragraphedeliste"/>
         <w:numPr>
           <w:ilvl w:val="0"/>
           <w:numId w:val="1"/>
@@ -5713,21 +5841,21 @@
     <w:p/>
     <w:p>
       <w:pPr>
-        <w:pStyle w:val="Heading1"/>
+        <w:pStyle w:val="Titre1"/>
         <w:autoSpaceDE w:val="0"/>
         <w:autoSpaceDN w:val="0"/>
         <w:adjustRightInd w:val="0"/>
         <w:spacing w:before="179"/>
       </w:pPr>
-      <w:bookmarkStart w:id="36" w:name="_Toc483306959"/>
-      <w:bookmarkStart w:id="37" w:name="_Toc42701647"/>
-      <w:bookmarkStart w:id="38" w:name="_Toc232774364"/>
+      <w:bookmarkStart w:id="33" w:name="_Toc483306959"/>
+      <w:bookmarkStart w:id="34" w:name="_Toc42701647"/>
+      <w:bookmarkStart w:id="35" w:name="_Toc232774364"/>
       <w:r>
         <w:t>Solution Integration Considerations</w:t>
       </w:r>
-      <w:bookmarkEnd w:id="36"/>
-      <w:bookmarkEnd w:id="37"/>
-      <w:bookmarkEnd w:id="38"/>
+      <w:bookmarkEnd w:id="33"/>
+      <w:bookmarkEnd w:id="34"/>
+      <w:bookmarkEnd w:id="35"/>
     </w:p>
     <w:p/>
     <w:p>
@@ -5739,12 +5867,12 @@
         <w:rPr>
           <w:rFonts w:eastAsia="Times New Roman" w:cs="Arial"/>
         </w:rPr>
-        <w:t xml:space="preserve">The following solution elements are impacted:</w:t>
+        <w:t>The following solution elements are impacted:</w:t>
       </w:r>
     </w:p>
     <w:p>
       <w:pPr>
-        <w:pStyle w:val="ListParagraph"/>
+        <w:pStyle w:val="Paragraphedeliste"/>
         <w:numPr>
           <w:ilvl w:val="0"/>
           <w:numId w:val="1"/>
@@ -5756,12 +5884,12 @@
         <w:rPr>
           <w:rFonts w:eastAsia="Times New Roman" w:cs="Arial"/>
         </w:rPr>
-        <w:t xml:space="preserve">HRS – sends the PDF invoice files to GTW.</w:t>
+        <w:t>HRS – sends the attachment files (PDF) of the invoices to GTW.</w:t>
       </w:r>
     </w:p>
     <w:p>
       <w:pPr>
-        <w:pStyle w:val="ListParagraph"/>
+        <w:pStyle w:val="Paragraphedeliste"/>
         <w:numPr>
           <w:ilvl w:val="0"/>
           <w:numId w:val="1"/>
@@ -5773,12 +5901,12 @@
         <w:rPr>
           <w:rFonts w:eastAsia="Times New Roman" w:cs="Arial"/>
         </w:rPr>
-        <w:t xml:space="preserve">GTW (Integration Team) – receives the files, archives a copy and deposits them in the AL11 folder before the invoice IDoc.</w:t>
+        <w:t>GTW (Integration Team) – receives the files, archives a copy and deposits them in the AL11 folder before the invoice IDoc.</w:t>
       </w:r>
     </w:p>
     <w:p>
       <w:pPr>
-        <w:pStyle w:val="ListParagraph"/>
+        <w:pStyle w:val="Paragraphedeliste"/>
         <w:numPr>
           <w:ilvl w:val="0"/>
           <w:numId w:val="1"/>
@@ -5790,12 +5918,12 @@
         <w:rPr>
           <w:rFonts w:eastAsia="Times New Roman" w:cs="Arial"/>
         </w:rPr>
-        <w:t xml:space="preserve">Basis Team – creation of the AL11 folder and of the logical file path.</w:t>
+        <w:t>Basis Team – creation of the AL11 folder and of the logical file path.</w:t>
       </w:r>
     </w:p>
     <w:p>
       <w:pPr>
-        <w:pStyle w:val="ListParagraph"/>
+        <w:pStyle w:val="Paragraphedeliste"/>
         <w:numPr>
           <w:ilvl w:val="0"/>
           <w:numId w:val="1"/>
@@ -5807,25 +5935,25 @@
         <w:rPr>
           <w:rFonts w:eastAsia="Times New Roman" w:cs="Arial"/>
         </w:rPr>
-        <w:t xml:space="preserve">iShift / SAP VIM – existing invoice program reading the files and saving the attachments in the VIM document; ZUT_T_CAT01 entry.</w:t>
+        <w:t>iShift / SAP VIM – existing invoice program reading the files and saving the attachments in the VIM document; ZUT_T_CAT01 entry.</w:t>
       </w:r>
     </w:p>
     <w:p/>
     <w:p>
       <w:pPr>
-        <w:pStyle w:val="Heading1"/>
+        <w:pStyle w:val="Titre1"/>
         <w:autoSpaceDE w:val="0"/>
         <w:autoSpaceDN w:val="0"/>
         <w:adjustRightInd w:val="0"/>
         <w:spacing w:before="179"/>
       </w:pPr>
-      <w:bookmarkStart w:id="39" w:name="_Toc42701649"/>
-      <w:bookmarkStart w:id="40" w:name="_Toc232774365"/>
+      <w:bookmarkStart w:id="36" w:name="_Toc42701649"/>
+      <w:bookmarkStart w:id="37" w:name="_Toc232774365"/>
       <w:r>
         <w:t>Monitoring</w:t>
       </w:r>
-      <w:bookmarkEnd w:id="39"/>
-      <w:bookmarkEnd w:id="40"/>
+      <w:bookmarkEnd w:id="36"/>
+      <w:bookmarkEnd w:id="37"/>
       <w:r>
         <w:t xml:space="preserve"> </w:t>
       </w:r>
@@ -5840,7 +5968,7 @@
         <w:rPr>
           <w:rFonts w:eastAsia="Times New Roman" w:cs="Arial"/>
         </w:rPr>
-        <w:t xml:space="preserve">The interface is triggered by the deposit of the files in the AL11 folder by GTW and by the processing of the invoice IDoc in iShift. The attachment result and any error are recorded in iShift and monitored in the application interface monitor (AIF).</w:t>
+        <w:t>The interface is triggered by the deposit of the files in the AL11 folder by GTW and by the processing of the invoice IDoc in iShift. The attachment result and any error are recorded in iShift and monitored in the application interface monitor (AIF).</w:t>
       </w:r>
     </w:p>
     <w:p/>
@@ -5896,7 +6024,7 @@
                 <w:sz w:val="20"/>
                 <w:szCs w:val="20"/>
               </w:rPr>
-              <w:t xml:space="preserve">The PDF of the HRS invoice is visible as an attachment of the VIM document of the invoice; no error entry exists in AIF for the invoice IDoc.</w:t>
+              <w:t>The PDF of the HRS invoice is visible as an attachment of the VIM document of the invoice; no error entry exists in AIF for the invoice IDoc.</w:t>
             </w:r>
           </w:p>
         </w:tc>
@@ -5914,6 +6042,7 @@
           </w:tcPr>
           <w:p>
             <w:r>
+              <w:lastRenderedPageBreak/>
               <w:t>Are there start of day or end of day activities linked to monitoring?</w:t>
             </w:r>
           </w:p>
@@ -5935,7 +6064,7 @@
                 <w:sz w:val="20"/>
                 <w:szCs w:val="20"/>
               </w:rPr>
-              <w:t xml:space="preserve">No. The files are deposited when HRS sends them; the check of the AL11 folder and of the AIF errors follows the invoice processing (statement schedule, IFS_P2P_143).</w:t>
+              <w:t>No. The files are deposited when HRS sends them; the check of the AL11 folder and of the AIF errors follows the invoice processing (statement schedule, IFS_P2P_143).</w:t>
             </w:r>
           </w:p>
         </w:tc>
@@ -5974,7 +6103,7 @@
                 <w:sz w:val="20"/>
                 <w:szCs w:val="20"/>
               </w:rPr>
-              <w:t xml:space="preserve">The attachment is visible on the VIM document in iShift; the invoice IDoc is processed successfully (WE02 / WE05 / AIF).</w:t>
+              <w:t>The attachment is visible on the VIM document in iShift; the invoice IDoc is processed successfully (WE02 / WE05 / AIF).</w:t>
             </w:r>
           </w:p>
         </w:tc>
@@ -6013,7 +6142,7 @@
                 <w:sz w:val="20"/>
                 <w:szCs w:val="20"/>
               </w:rPr>
-              <w:t xml:space="preserve">An error entry is raised in AIF for the invoice IDoc (for example file not found in the AL11 folder).</w:t>
+              <w:t>An error entry is raised in AIF for the invoice IDoc (for example file not found in the AL11 folder).</w:t>
             </w:r>
           </w:p>
         </w:tc>
@@ -6052,7 +6181,7 @@
                 <w:sz w:val="20"/>
                 <w:szCs w:val="20"/>
               </w:rPr>
-              <w:t xml:space="preserve">AIF error monitor (view and reprocess), WE02 / WE05 (IDoc monitor), AL11 (check the file in the folder).</w:t>
+              <w:t>AIF error monitor (view and reprocess), WE02 / WE05 (IDoc monitor), AL11 (check the file in the folder).</w:t>
             </w:r>
           </w:p>
         </w:tc>
@@ -6091,7 +6220,7 @@
                 <w:sz w:val="20"/>
                 <w:szCs w:val="20"/>
               </w:rPr>
-              <w:t xml:space="preserve">Yes. Once the file is in the AL11 folder with the right name, the IDoc is reprocessed from AIF.</w:t>
+              <w:t>Yes. Once the file is in the AL11 folder with the right name, the IDoc is reprocessed from AIF.</w:t>
             </w:r>
           </w:p>
         </w:tc>
@@ -6130,7 +6259,7 @@
                 <w:sz w:val="20"/>
                 <w:szCs w:val="20"/>
               </w:rPr>
-              <w:t xml:space="preserve">Fallback: manual attachment of the PDF in the VIM document (the archived copy in GTW can be used), until the interface is restored.</w:t>
+              <w:t>Fallback: manual attachment of the PDF in the VIM document (the archived copy in GTW can be used), until the interface is restored.</w:t>
             </w:r>
           </w:p>
         </w:tc>
@@ -6169,7 +6298,7 @@
                 <w:sz w:val="20"/>
                 <w:szCs w:val="20"/>
               </w:rPr>
-              <w:t xml:space="preserve">–</w:t>
+              <w:t>–</w:t>
             </w:r>
           </w:p>
         </w:tc>
@@ -6178,19 +6307,19 @@
     <w:p/>
     <w:p>
       <w:pPr>
-        <w:pStyle w:val="Heading1"/>
+        <w:pStyle w:val="Titre1"/>
         <w:autoSpaceDE w:val="0"/>
         <w:autoSpaceDN w:val="0"/>
         <w:adjustRightInd w:val="0"/>
         <w:spacing w:before="179"/>
       </w:pPr>
-      <w:bookmarkStart w:id="41" w:name="_Toc42701650"/>
-      <w:bookmarkStart w:id="42" w:name="_Toc232774366"/>
+      <w:bookmarkStart w:id="38" w:name="_Toc42701650"/>
+      <w:bookmarkStart w:id="39" w:name="_Toc232774366"/>
       <w:r>
         <w:t>Testing</w:t>
       </w:r>
-      <w:bookmarkEnd w:id="41"/>
-      <w:bookmarkEnd w:id="42"/>
+      <w:bookmarkEnd w:id="38"/>
+      <w:bookmarkEnd w:id="39"/>
     </w:p>
     <w:p/>
     <w:p>
@@ -6207,7 +6336,7 @@
     </w:p>
     <w:p>
       <w:pPr>
-        <w:pStyle w:val="ListParagraph"/>
+        <w:pStyle w:val="Paragraphedeliste"/>
       </w:pPr>
     </w:p>
     <w:tbl>
@@ -6460,7 +6589,8 @@
                 <w:sz w:val="22"/>
                 <w:szCs w:val="22"/>
               </w:rPr>
-              <w:t xml:space="preserve">1</w:t>
+              <w:lastRenderedPageBreak/>
+              <w:t>1</w:t>
             </w:r>
           </w:p>
         </w:tc>
@@ -6490,7 +6620,7 @@
                 <w:sz w:val="22"/>
                 <w:szCs w:val="22"/>
               </w:rPr>
-              <w:t xml:space="preserve">File deposited in the AL11 folder before the invoice IDoc</w:t>
+              <w:t>File deposited in the AL11 folder before the invoice IDoc</w:t>
             </w:r>
           </w:p>
         </w:tc>
@@ -6520,7 +6650,7 @@
                 <w:sz w:val="22"/>
                 <w:szCs w:val="22"/>
               </w:rPr>
-              <w:t xml:space="preserve">normal</w:t>
+              <w:t>normal</w:t>
             </w:r>
           </w:p>
         </w:tc>
@@ -6550,7 +6680,7 @@
                 <w:sz w:val="22"/>
                 <w:szCs w:val="22"/>
               </w:rPr>
-              <w:t xml:space="preserve">One PDF file in the AL11 folder; invoice IDoc with one ZPP_INVOIC02_02 (FILEP = file name, DOC_TYPE = YVIMPORIMG)</w:t>
+              <w:t>One PDF file in the AL11 folder; invoice IDoc with one ZPP_INVOIC02_02 (FILEP = file name, DOC_TYPE = YVIMPORIMG)</w:t>
             </w:r>
           </w:p>
         </w:tc>
@@ -6580,7 +6710,7 @@
                 <w:sz w:val="22"/>
                 <w:szCs w:val="22"/>
               </w:rPr>
-              <w:t xml:space="preserve">IDoc processed successfully; the PDF is saved as an attachment of the VIM document.</w:t>
+              <w:t>IDoc processed successfully; the PDF is saved as an attachment of the VIM document.</w:t>
             </w:r>
           </w:p>
         </w:tc>
@@ -6617,7 +6747,7 @@
                 <w:sz w:val="22"/>
                 <w:szCs w:val="22"/>
               </w:rPr>
-              <w:t xml:space="preserve">2</w:t>
+              <w:t>2</w:t>
             </w:r>
           </w:p>
         </w:tc>
@@ -6647,7 +6777,7 @@
                 <w:sz w:val="22"/>
                 <w:szCs w:val="22"/>
               </w:rPr>
-              <w:t xml:space="preserve">Invoice with several files</w:t>
+              <w:t>Invoice with several files</w:t>
             </w:r>
           </w:p>
         </w:tc>
@@ -6677,7 +6807,7 @@
                 <w:sz w:val="22"/>
                 <w:szCs w:val="22"/>
               </w:rPr>
-              <w:t xml:space="preserve">normal</w:t>
+              <w:t>normal</w:t>
             </w:r>
           </w:p>
         </w:tc>
@@ -6707,7 +6837,7 @@
                 <w:sz w:val="22"/>
                 <w:szCs w:val="22"/>
               </w:rPr>
-              <w:t xml:space="preserve">Invoice IDoc with three segments ZPP_INVOIC02_02 (PDF, XML, HTML)</w:t>
+              <w:t>Invoice IDoc with three segments ZPP_INVOIC02_02 (PDF, XML, HTML)</w:t>
             </w:r>
           </w:p>
         </w:tc>
@@ -6737,7 +6867,7 @@
                 <w:sz w:val="22"/>
                 <w:szCs w:val="22"/>
               </w:rPr>
-              <w:t xml:space="preserve">The three files are saved as attachments of the VIM document.</w:t>
+              <w:t>The three files are saved as attachments of the VIM document.</w:t>
             </w:r>
           </w:p>
         </w:tc>
@@ -6774,7 +6904,7 @@
                 <w:sz w:val="22"/>
                 <w:szCs w:val="22"/>
               </w:rPr>
-              <w:t xml:space="preserve">3</w:t>
+              <w:t>3</w:t>
             </w:r>
           </w:p>
         </w:tc>
@@ -6804,7 +6934,7 @@
                 <w:sz w:val="22"/>
                 <w:szCs w:val="22"/>
               </w:rPr>
-              <w:t xml:space="preserve">File not in the AL11 folder when the invoice IDoc is processed</w:t>
+              <w:t>File not in the AL11 folder when the invoice IDoc is processed</w:t>
             </w:r>
           </w:p>
         </w:tc>
@@ -6834,7 +6964,7 @@
                 <w:sz w:val="22"/>
                 <w:szCs w:val="22"/>
               </w:rPr>
-              <w:t xml:space="preserve">error</w:t>
+              <w:t>error</w:t>
             </w:r>
           </w:p>
         </w:tc>
@@ -6864,7 +6994,7 @@
                 <w:sz w:val="22"/>
                 <w:szCs w:val="22"/>
               </w:rPr>
-              <w:t xml:space="preserve">Invoice IDoc received before the file</w:t>
+              <w:t>Invoice IDoc received before the file</w:t>
             </w:r>
           </w:p>
         </w:tc>
@@ -6894,7 +7024,7 @@
                 <w:sz w:val="22"/>
                 <w:szCs w:val="22"/>
               </w:rPr>
-              <w:t xml:space="preserve">Attachment not done; error visible in AIF.</w:t>
+              <w:t>Attachment not done; error visible in AIF.</w:t>
             </w:r>
           </w:p>
         </w:tc>
@@ -6931,7 +7061,7 @@
                 <w:sz w:val="22"/>
                 <w:szCs w:val="22"/>
               </w:rPr>
-              <w:t xml:space="preserve">4</w:t>
+              <w:t>4</w:t>
             </w:r>
           </w:p>
         </w:tc>
@@ -6961,7 +7091,7 @@
                 <w:sz w:val="22"/>
                 <w:szCs w:val="22"/>
               </w:rPr>
-              <w:t xml:space="preserve">Reprocessing after the file is deposited</w:t>
+              <w:t>Reprocessing after the file is deposited</w:t>
             </w:r>
           </w:p>
         </w:tc>
@@ -6991,7 +7121,7 @@
                 <w:sz w:val="22"/>
                 <w:szCs w:val="22"/>
               </w:rPr>
-              <w:t xml:space="preserve">normal</w:t>
+              <w:t>normal</w:t>
             </w:r>
           </w:p>
         </w:tc>
@@ -7021,7 +7151,7 @@
                 <w:sz w:val="22"/>
                 <w:szCs w:val="22"/>
               </w:rPr>
-              <w:t xml:space="preserve">IDoc of test 3, file now in the AL11 folder</w:t>
+              <w:t>IDoc of test 3, file now in the AL11 folder</w:t>
             </w:r>
           </w:p>
         </w:tc>
@@ -7051,7 +7181,7 @@
                 <w:sz w:val="22"/>
                 <w:szCs w:val="22"/>
               </w:rPr>
-              <w:t xml:space="preserve">IDoc reprocessed from AIF; the file is saved as an attachment.</w:t>
+              <w:t>IDoc reprocessed from AIF; the file is saved as an attachment.</w:t>
             </w:r>
           </w:p>
         </w:tc>
@@ -7088,7 +7218,7 @@
                 <w:sz w:val="22"/>
                 <w:szCs w:val="22"/>
               </w:rPr>
-              <w:t xml:space="preserve">5</w:t>
+              <w:t>5</w:t>
             </w:r>
           </w:p>
         </w:tc>
@@ -7118,7 +7248,7 @@
                 <w:sz w:val="22"/>
                 <w:szCs w:val="22"/>
               </w:rPr>
-              <w:t xml:space="preserve">File name different from FILEP (name or extension)</w:t>
+              <w:t>File name different from FILEP (name or extension)</w:t>
             </w:r>
           </w:p>
         </w:tc>
@@ -7148,7 +7278,7 @@
                 <w:sz w:val="22"/>
                 <w:szCs w:val="22"/>
               </w:rPr>
-              <w:t xml:space="preserve">error</w:t>
+              <w:t>error</w:t>
             </w:r>
           </w:p>
         </w:tc>
@@ -7178,7 +7308,7 @@
                 <w:sz w:val="22"/>
                 <w:szCs w:val="22"/>
               </w:rPr>
-              <w:t xml:space="preserve">File name with a different case or extension</w:t>
+              <w:t>File name with a different case or extension</w:t>
             </w:r>
           </w:p>
         </w:tc>
@@ -7208,7 +7338,7 @@
                 <w:sz w:val="22"/>
                 <w:szCs w:val="22"/>
               </w:rPr>
-              <w:t xml:space="preserve">File not found; error visible in AIF; nothing attached.</w:t>
+              <w:t>File not found; error visible in AIF; nothing attached.</w:t>
             </w:r>
           </w:p>
         </w:tc>
@@ -7245,7 +7375,7 @@
                 <w:sz w:val="22"/>
                 <w:szCs w:val="22"/>
               </w:rPr>
-              <w:t xml:space="preserve">6</w:t>
+              <w:t>6</w:t>
             </w:r>
           </w:p>
         </w:tc>
@@ -7275,7 +7405,7 @@
                 <w:sz w:val="22"/>
                 <w:szCs w:val="22"/>
               </w:rPr>
-              <w:t xml:space="preserve">AL11 folder path missing in ZUT_T_CAT01 / logical file path</w:t>
+              <w:t>AL11 folder path missing in ZUT_T_CAT01 / logical file path</w:t>
             </w:r>
           </w:p>
         </w:tc>
@@ -7305,7 +7435,7 @@
                 <w:sz w:val="22"/>
                 <w:szCs w:val="22"/>
               </w:rPr>
-              <w:t xml:space="preserve">error</w:t>
+              <w:t>error</w:t>
             </w:r>
           </w:p>
         </w:tc>
@@ -7335,7 +7465,7 @@
                 <w:sz w:val="22"/>
                 <w:szCs w:val="22"/>
               </w:rPr>
-              <w:t xml:space="preserve">Missing configuration</w:t>
+              <w:t>Missing configuration</w:t>
             </w:r>
           </w:p>
         </w:tc>
@@ -7365,7 +7495,7 @@
                 <w:sz w:val="22"/>
                 <w:szCs w:val="22"/>
               </w:rPr>
-              <w:t xml:space="preserve">Attachment fails; error visible in AIF.</w:t>
+              <w:t>Attachment fails; error visible in AIF.</w:t>
             </w:r>
           </w:p>
         </w:tc>
@@ -7402,7 +7532,7 @@
                 <w:sz w:val="22"/>
                 <w:szCs w:val="22"/>
               </w:rPr>
-              <w:t xml:space="preserve">7</w:t>
+              <w:t>7</w:t>
             </w:r>
           </w:p>
         </w:tc>
@@ -7432,7 +7562,7 @@
                 <w:sz w:val="22"/>
                 <w:szCs w:val="22"/>
               </w:rPr>
-              <w:t xml:space="preserve">GTW deposit in the AL11 folder</w:t>
+              <w:t>GTW deposit in the AL11 folder</w:t>
             </w:r>
           </w:p>
         </w:tc>
@@ -7462,7 +7592,7 @@
                 <w:sz w:val="22"/>
                 <w:szCs w:val="22"/>
               </w:rPr>
-              <w:t xml:space="preserve">normal</w:t>
+              <w:t>normal</w:t>
             </w:r>
           </w:p>
         </w:tc>
@@ -7492,7 +7622,7 @@
                 <w:sz w:val="22"/>
                 <w:szCs w:val="22"/>
               </w:rPr>
-              <w:t xml:space="preserve">File sent by HRS</w:t>
+              <w:t>File sent by HRS</w:t>
             </w:r>
           </w:p>
         </w:tc>
@@ -7522,7 +7652,7 @@
                 <w:sz w:val="22"/>
                 <w:szCs w:val="22"/>
               </w:rPr>
-              <w:t xml:space="preserve">File present in the AL11 folder (AL11) with the name sent by HRS; copy archived by GTW.</w:t>
+              <w:t>File present in the AL11 folder (AL11) with the name sent by HRS; copy archived by GTW.</w:t>
             </w:r>
           </w:p>
         </w:tc>
@@ -7531,14 +7661,13 @@
     <w:p/>
     <w:p>
       <w:pPr>
-        <w:pStyle w:val="Heading1"/>
-      </w:pPr>
-      <w:bookmarkStart w:id="43" w:name="_Toc232774367"/>
+        <w:pStyle w:val="Titre1"/>
+      </w:pPr>
+      <w:bookmarkStart w:id="40" w:name="_Toc232774367"/>
       <w:r>
-        <w:lastRenderedPageBreak/>
         <w:t>Appendix</w:t>
       </w:r>
-      <w:bookmarkEnd w:id="43"/>
+      <w:bookmarkEnd w:id="40"/>
     </w:p>
     <w:p/>
     <w:p>
@@ -7550,24 +7679,30 @@
         <w:rPr>
           <w:rFonts w:eastAsia="Times New Roman" w:cs="Arial"/>
         </w:rPr>
-        <w:t xml:space="preserve">Document 1 – IDoc INVOIC02 / ZINVOIC02_EXT with one segment ZPP_INVOIC02_02 per file (FILEP, DOC_TYPE) – example of an IDoc posted for another partner.</w:t>
+        <w:t>Document 1 – IDoc INVOIC02 / ZINVOIC02_EXT with one segment ZPP_INVOIC02_02 per file (FILEP, DOC_TYPE) – example of an IDoc posted for another partner.</w:t>
       </w:r>
     </w:p>
-    <w:p xmlns:a="http://schemas.openxmlformats.org/drawingml/2006/main" xmlns:pic="http://schemas.openxmlformats.org/drawingml/2006/picture">
+    <w:p>
       <w:r>
+        <w:rPr>
+          <w:noProof/>
+        </w:rPr>
+        <w:lastRenderedPageBreak/>
         <w:drawing>
-          <wp:inline distT="0" distB="0" distL="0" distR="0">
+          <wp:inline distT="0" distB="0" distL="0" distR="0" wp14:anchorId="4F7F9125" wp14:editId="6BF02B27">
             <wp:extent cx="5486400" cy="3089844"/>
+            <wp:effectExtent l="0" t="0" r="0" b="0"/>
             <wp:docPr id="9001" name="Picture 9001" descr="IDoc with ZPP_INVOIC02_02 segments"/>
-            <a:graphic>
+            <wp:cNvGraphicFramePr/>
+            <a:graphic xmlns:a="http://schemas.openxmlformats.org/drawingml/2006/main">
               <a:graphicData uri="http://schemas.openxmlformats.org/drawingml/2006/picture">
-                <pic:pic>
+                <pic:pic xmlns:pic="http://schemas.openxmlformats.org/drawingml/2006/picture">
                   <pic:nvPicPr>
                     <pic:cNvPr id="9001" name="idoc.png"/>
                     <pic:cNvPicPr/>
                   </pic:nvPicPr>
                   <pic:blipFill>
-                    <a:blip r:embed="rIdHrsIdoc"/>
+                    <a:blip r:embed="rId11"/>
                     <a:stretch>
                       <a:fillRect/>
                     </a:stretch>
@@ -7589,10 +7724,10 @@
       </w:r>
     </w:p>
     <w:sectPr>
-      <w:headerReference w:type="even" r:id="rId15"/>
-      <w:headerReference w:type="default" r:id="rId16"/>
-      <w:footerReference w:type="default" r:id="rId17"/>
-      <w:headerReference w:type="first" r:id="rId18"/>
+      <w:headerReference w:type="even" r:id="rId12"/>
+      <w:headerReference w:type="default" r:id="rId13"/>
+      <w:footerReference w:type="default" r:id="rId14"/>
+      <w:headerReference w:type="first" r:id="rId15"/>
       <w:pgSz w:w="12240" w:h="15840"/>
       <w:pgMar w:top="1440" w:right="1440" w:bottom="1440" w:left="1440" w:header="720" w:footer="720" w:gutter="0"/>
       <w:cols w:space="720"/>
@@ -7670,7 +7805,7 @@
         </w:tcPr>
         <w:p>
           <w:pPr>
-            <w:pStyle w:val="Header"/>
+            <w:pStyle w:val="En-tte"/>
             <w:spacing w:before="60"/>
             <w:jc w:val="center"/>
             <w:rPr>
@@ -7697,7 +7832,7 @@
         </w:tcPr>
         <w:p>
           <w:pPr>
-            <w:pStyle w:val="Header"/>
+            <w:pStyle w:val="En-tte"/>
             <w:spacing w:before="60"/>
             <w:jc w:val="center"/>
             <w:rPr>
@@ -7730,7 +7865,7 @@
         </w:tcPr>
         <w:p>
           <w:pPr>
-            <w:pStyle w:val="Header"/>
+            <w:pStyle w:val="En-tte"/>
             <w:tabs>
               <w:tab w:val="center" w:pos="2451"/>
             </w:tabs>
@@ -7828,7 +7963,7 @@
         </w:tcPr>
         <w:p>
           <w:pPr>
-            <w:pStyle w:val="Header"/>
+            <w:pStyle w:val="En-tte"/>
             <w:spacing w:before="60"/>
             <w:jc w:val="center"/>
             <w:rPr>
@@ -7909,7 +8044,7 @@
   </w:tbl>
   <w:p>
     <w:pPr>
-      <w:pStyle w:val="Footer"/>
+      <w:pStyle w:val="Pieddepage"/>
     </w:pPr>
   </w:p>
 </w:ftr>
@@ -7951,7 +8086,7 @@
 <w:hdr xmlns:wpc="http://schemas.microsoft.com/office/word/2010/wordprocessingCanvas" xmlns:cx="http://schemas.microsoft.com/office/drawing/2014/chartex" xmlns:cx1="http://schemas.microsoft.com/office/drawing/2015/9/8/chartex" xmlns:cx2="http://schemas.microsoft.com/office/drawing/2015/10/21/chartex" xmlns:cx3="http://schemas.microsoft.com/office/drawing/2016/5/9/chartex" xmlns:cx4="http://schemas.microsoft.com/office/drawing/2016/5/10/chartex" xmlns:cx5="http://schemas.microsoft.com/office/drawing/2016/5/11/chartex" xmlns:cx6="http://schemas.microsoft.com/office/drawing/2016/5/12/chartex" xmlns:cx7="http://schemas.microsoft.com/office/drawing/2016/5/13/chartex" xmlns:cx8="http://schemas.microsoft.com/office/drawing/2016/5/14/chartex" xmlns:mc="http://schemas.openxmlformats.org/markup-compatibility/2006" xmlns:aink="http://schemas.microsoft.com/office/drawing/2016/ink" xmlns:am3d="http://schemas.microsoft.com/office/drawing/2017/model3d" xmlns:o="urn:schemas-microsoft-com:office:office" xmlns:oel="http://schemas.microsoft.com/office/2019/extlst" xmlns:r="http://schemas.openxmlformats.org/officeDocument/2006/relationships" xmlns:m="http://schemas.openxmlformats.org/officeDocument/2006/math" xmlns:v="urn:schemas-microsoft-com:vml" xmlns:wp14="http://schemas.microsoft.com/office/word/2010/wordprocessingDrawing" xmlns:wp="http://schemas.openxmlformats.org/drawingml/2006/wordprocessingDrawing" xmlns:w10="urn:schemas-microsoft-com:office:word" xmlns:w="http://schemas.openxmlformats.org/wordprocessingml/2006/main" xmlns:w14="http://schemas.microsoft.com/office/word/2010/wordml" xmlns:w15="http://schemas.microsoft.com/office/word/2012/wordml" xmlns:w16cex="http://schemas.microsoft.com/office/word/2018/wordml/cex" xmlns:w16cid="http://schemas.microsoft.com/office/word/2016/wordml/cid" xmlns:w16="http://schemas.microsoft.com/office/word/2018/wordml" xmlns:w16du="http://schemas.microsoft.com/office/word/2023/wordml/word16du" xmlns:w16sdtdh="http://schemas.microsoft.com/office/word/2020/wordml/sdtdatahash" xmlns:w16sdtfl="http://schemas.microsoft.com/office/word/2024/wordml/sdtformatlock" xmlns:w16se="http://schemas.microsoft.com/office/word/2015/wordml/symex" xmlns:wpg="http://schemas.microsoft.com/office/word/2010/wordprocessingGroup" xmlns:wpi="http://schemas.microsoft.com/office/word/2010/wordprocessingInk" xmlns:wne="http://schemas.microsoft.com/office/word/2006/wordml" xmlns:wps="http://schemas.microsoft.com/office/word/2010/wordprocessingShape" mc:Ignorable="w14 w15 w16se w16cid w16 w16cex w16sdtdh w16sdtfl w16du wp14">
   <w:p>
     <w:pPr>
-      <w:pStyle w:val="Header"/>
+      <w:pStyle w:val="En-tte"/>
     </w:pPr>
     <w:r>
       <w:rPr>
@@ -8116,7 +8251,7 @@
         </w:tcPr>
         <w:p>
           <w:pPr>
-            <w:pStyle w:val="Header"/>
+            <w:pStyle w:val="En-tte"/>
             <w:tabs>
               <w:tab w:val="center" w:pos="567"/>
             </w:tabs>
@@ -8473,7 +8608,7 @@
                             <w:txbxContent>
                               <w:p>
                                 <w:pPr>
-                                  <w:pStyle w:val="Header"/>
+                                  <w:pStyle w:val="En-tte"/>
                                   <w:tabs>
                                     <w:tab w:val="center" w:pos="567"/>
                                   </w:tabs>
@@ -8654,7 +8789,7 @@
                             <w:txbxContent>
                               <w:p>
                                 <w:pPr>
-                                  <w:pStyle w:val="Header"/>
+                                  <w:pStyle w:val="En-tte"/>
                                   <w:jc w:val="center"/>
                                   <w:rPr>
                                     <w:b/>
@@ -8665,7 +8800,7 @@
                               </w:p>
                               <w:p>
                                 <w:pPr>
-                                  <w:pStyle w:val="Header"/>
+                                  <w:pStyle w:val="En-tte"/>
                                   <w:jc w:val="center"/>
                                   <w:rPr>
                                     <w:sz w:val="19"/>
@@ -8768,7 +8903,7 @@
         </w:tcPr>
         <w:p>
           <w:pPr>
-            <w:pStyle w:val="Header"/>
+            <w:pStyle w:val="En-tte"/>
             <w:spacing w:before="80"/>
             <w:rPr>
               <w:sz w:val="16"/>
@@ -8838,7 +8973,7 @@
         </w:tcPr>
         <w:p>
           <w:pPr>
-            <w:pStyle w:val="Header"/>
+            <w:pStyle w:val="En-tte"/>
             <w:tabs>
               <w:tab w:val="center" w:pos="567"/>
             </w:tabs>
@@ -8933,7 +9068,7 @@
         </w:tcPr>
         <w:p>
           <w:pPr>
-            <w:pStyle w:val="Header"/>
+            <w:pStyle w:val="En-tte"/>
             <w:spacing w:before="80"/>
           </w:pPr>
         </w:p>
@@ -8952,7 +9087,7 @@
         </w:tcPr>
         <w:p>
           <w:pPr>
-            <w:pStyle w:val="Header"/>
+            <w:pStyle w:val="En-tte"/>
             <w:tabs>
               <w:tab w:val="center" w:pos="567"/>
             </w:tabs>
@@ -9082,7 +9217,7 @@
         </w:tcPr>
         <w:p>
           <w:pPr>
-            <w:pStyle w:val="Header"/>
+            <w:pStyle w:val="En-tte"/>
             <w:spacing w:before="80"/>
             <w:rPr>
               <w:sz w:val="16"/>
@@ -9095,7 +9230,7 @@
   </w:tbl>
   <w:p>
     <w:pPr>
-      <w:pStyle w:val="Header"/>
+      <w:pStyle w:val="En-tte"/>
     </w:pPr>
   </w:p>
 </w:hdr>
@@ -9105,7 +9240,7 @@
 <w:hdr xmlns:wpc="http://schemas.microsoft.com/office/word/2010/wordprocessingCanvas" xmlns:cx="http://schemas.microsoft.com/office/drawing/2014/chartex" xmlns:cx1="http://schemas.microsoft.com/office/drawing/2015/9/8/chartex" xmlns:cx2="http://schemas.microsoft.com/office/drawing/2015/10/21/chartex" xmlns:cx3="http://schemas.microsoft.com/office/drawing/2016/5/9/chartex" xmlns:cx4="http://schemas.microsoft.com/office/drawing/2016/5/10/chartex" xmlns:cx5="http://schemas.microsoft.com/office/drawing/2016/5/11/chartex" xmlns:cx6="http://schemas.microsoft.com/office/drawing/2016/5/12/chartex" xmlns:cx7="http://schemas.microsoft.com/office/drawing/2016/5/13/chartex" xmlns:cx8="http://schemas.microsoft.com/office/drawing/2016/5/14/chartex" xmlns:mc="http://schemas.openxmlformats.org/markup-compatibility/2006" xmlns:aink="http://schemas.microsoft.com/office/drawing/2016/ink" xmlns:am3d="http://schemas.microsoft.com/office/drawing/2017/model3d" xmlns:o="urn:schemas-microsoft-com:office:office" xmlns:oel="http://schemas.microsoft.com/office/2019/extlst" xmlns:r="http://schemas.openxmlformats.org/officeDocument/2006/relationships" xmlns:m="http://schemas.openxmlformats.org/officeDocument/2006/math" xmlns:v="urn:schemas-microsoft-com:vml" xmlns:wp14="http://schemas.microsoft.com/office/word/2010/wordprocessingDrawing" xmlns:wp="http://schemas.openxmlformats.org/drawingml/2006/wordprocessingDrawing" xmlns:w10="urn:schemas-microsoft-com:office:word" xmlns:w="http://schemas.openxmlformats.org/wordprocessingml/2006/main" xmlns:w14="http://schemas.microsoft.com/office/word/2010/wordml" xmlns:w15="http://schemas.microsoft.com/office/word/2012/wordml" xmlns:w16cex="http://schemas.microsoft.com/office/word/2018/wordml/cex" xmlns:w16cid="http://schemas.microsoft.com/office/word/2016/wordml/cid" xmlns:w16="http://schemas.microsoft.com/office/word/2018/wordml" xmlns:w16du="http://schemas.microsoft.com/office/word/2023/wordml/word16du" xmlns:w16sdtdh="http://schemas.microsoft.com/office/word/2020/wordml/sdtdatahash" xmlns:w16sdtfl="http://schemas.microsoft.com/office/word/2024/wordml/sdtformatlock" xmlns:w16se="http://schemas.microsoft.com/office/word/2015/wordml/symex" xmlns:wpg="http://schemas.microsoft.com/office/word/2010/wordprocessingGroup" xmlns:wpi="http://schemas.microsoft.com/office/word/2010/wordprocessingInk" xmlns:wne="http://schemas.microsoft.com/office/word/2006/wordml" xmlns:wps="http://schemas.microsoft.com/office/word/2010/wordprocessingShape" mc:Ignorable="w14 w15 w16se w16cid w16 w16cex w16sdtdh w16sdtfl w16du wp14">
   <w:p>
     <w:pPr>
-      <w:pStyle w:val="Header"/>
+      <w:pStyle w:val="En-tte"/>
     </w:pPr>
     <w:r>
       <w:rPr>
@@ -10031,7 +10166,7 @@
     <w:lvl w:ilvl="0">
       <w:start w:val="1"/>
       <w:numFmt w:val="decimal"/>
-      <w:pStyle w:val="Heading1"/>
+      <w:pStyle w:val="Titre1"/>
       <w:suff w:val="space"/>
       <w:lvlText w:val="%1."/>
       <w:lvlJc w:val="left"/>
@@ -10050,7 +10185,7 @@
     <w:lvl w:ilvl="1">
       <w:start w:val="1"/>
       <w:numFmt w:val="decimal"/>
-      <w:pStyle w:val="Heading2"/>
+      <w:pStyle w:val="Titre2"/>
       <w:suff w:val="space"/>
       <w:lvlText w:val="%1.%2."/>
       <w:lvlJc w:val="left"/>
@@ -10065,7 +10200,7 @@
     <w:lvl w:ilvl="2">
       <w:start w:val="1"/>
       <w:numFmt w:val="decimal"/>
-      <w:pStyle w:val="Heading3"/>
+      <w:pStyle w:val="Titre3"/>
       <w:suff w:val="space"/>
       <w:lvlText w:val="%1.%2.%3."/>
       <w:lvlJc w:val="left"/>
@@ -10079,7 +10214,7 @@
     <w:lvl w:ilvl="3">
       <w:start w:val="1"/>
       <w:numFmt w:val="decimal"/>
-      <w:pStyle w:val="Heading4"/>
+      <w:pStyle w:val="Titre4"/>
       <w:suff w:val="space"/>
       <w:lvlText w:val="%1.%2.%3.%4."/>
       <w:lvlJc w:val="left"/>
@@ -10093,7 +10228,7 @@
     <w:lvl w:ilvl="4">
       <w:start w:val="1"/>
       <w:numFmt w:val="decimal"/>
-      <w:pStyle w:val="Heading5"/>
+      <w:pStyle w:val="Titre5"/>
       <w:suff w:val="space"/>
       <w:lvlText w:val="%1.%2.%3.%4.%5."/>
       <w:lvlJc w:val="left"/>
@@ -10819,11 +10954,11 @@
     <w:name w:val="Normal"/>
     <w:qFormat/>
   </w:style>
-  <w:style w:type="paragraph" w:styleId="Heading1">
+  <w:style w:type="paragraph" w:styleId="Titre1">
     <w:name w:val="heading 1"/>
     <w:basedOn w:val="Normal"/>
     <w:next w:val="Normal"/>
-    <w:link w:val="Heading1Char"/>
+    <w:link w:val="Titre1Car"/>
     <w:qFormat/>
     <w:rsid w:val="00AA5D03"/>
     <w:pPr>
@@ -10846,12 +10981,12 @@
       <w:lang w:eastAsia="fr-FR"/>
     </w:rPr>
   </w:style>
-  <w:style w:type="paragraph" w:styleId="Heading2">
+  <w:style w:type="paragraph" w:styleId="Titre2">
     <w:name w:val="heading 2"/>
     <w:aliases w:val="Titre 2 Car"/>
     <w:basedOn w:val="Normal"/>
     <w:next w:val="Normal"/>
-    <w:link w:val="Heading2Char"/>
+    <w:link w:val="Titre2Car1"/>
     <w:qFormat/>
     <w:rsid w:val="00AA5D03"/>
     <w:pPr>
@@ -10874,11 +11009,11 @@
       <w:lang w:eastAsia="fr-FR"/>
     </w:rPr>
   </w:style>
-  <w:style w:type="paragraph" w:styleId="Heading3">
+  <w:style w:type="paragraph" w:styleId="Titre3">
     <w:name w:val="heading 3"/>
     <w:basedOn w:val="Normal"/>
     <w:next w:val="Normal"/>
-    <w:link w:val="Heading3Char"/>
+    <w:link w:val="Titre3Car"/>
     <w:qFormat/>
     <w:rsid w:val="00AA5D03"/>
     <w:pPr>
@@ -10898,11 +11033,11 @@
       <w:lang w:eastAsia="fr-FR"/>
     </w:rPr>
   </w:style>
-  <w:style w:type="paragraph" w:styleId="Heading4">
+  <w:style w:type="paragraph" w:styleId="Titre4">
     <w:name w:val="heading 4"/>
     <w:basedOn w:val="Normal"/>
     <w:next w:val="Normal"/>
-    <w:link w:val="Heading4Char"/>
+    <w:link w:val="Titre4Car"/>
     <w:qFormat/>
     <w:rsid w:val="00AA5D03"/>
     <w:pPr>
@@ -10924,11 +11059,11 @@
       <w:lang w:eastAsia="fr-FR"/>
     </w:rPr>
   </w:style>
-  <w:style w:type="paragraph" w:styleId="Heading5">
+  <w:style w:type="paragraph" w:styleId="Titre5">
     <w:name w:val="heading 5"/>
     <w:basedOn w:val="Normal"/>
     <w:next w:val="Normal"/>
-    <w:link w:val="Heading5Char"/>
+    <w:link w:val="Titre5Car"/>
     <w:qFormat/>
     <w:rsid w:val="00AA5D03"/>
     <w:pPr>
@@ -10950,13 +11085,13 @@
       <w:lang w:eastAsia="fr-FR"/>
     </w:rPr>
   </w:style>
-  <w:style w:type="character" w:default="1" w:styleId="DefaultParagraphFont">
+  <w:style w:type="character" w:default="1" w:styleId="Policepardfaut">
     <w:name w:val="Default Paragraph Font"/>
     <w:uiPriority w:val="1"/>
     <w:semiHidden/>
     <w:unhideWhenUsed/>
   </w:style>
-  <w:style w:type="table" w:default="1" w:styleId="TableNormal">
+  <w:style w:type="table" w:default="1" w:styleId="TableauNormal">
     <w:name w:val="Normal Table"/>
     <w:uiPriority w:val="99"/>
     <w:semiHidden/>
@@ -10971,7 +11106,7 @@
       </w:tblCellMar>
     </w:tblPr>
   </w:style>
-  <w:style w:type="numbering" w:default="1" w:styleId="NoList">
+  <w:style w:type="numbering" w:default="1" w:styleId="Aucuneliste">
     <w:name w:val="No List"/>
     <w:uiPriority w:val="99"/>
     <w:semiHidden/>
@@ -10993,9 +11128,9 @@
       <w:szCs w:val="24"/>
     </w:rPr>
   </w:style>
-  <w:style w:type="character" w:styleId="Strong">
+  <w:style w:type="character" w:styleId="lev">
     <w:name w:val="Strong"/>
-    <w:basedOn w:val="DefaultParagraphFont"/>
+    <w:basedOn w:val="Policepardfaut"/>
     <w:uiPriority w:val="22"/>
     <w:qFormat/>
     <w:rsid w:val="000D5229"/>
@@ -11004,9 +11139,9 @@
       <w:bCs/>
     </w:rPr>
   </w:style>
-  <w:style w:type="character" w:styleId="Emphasis">
+  <w:style w:type="character" w:styleId="Accentuation">
     <w:name w:val="Emphasis"/>
-    <w:basedOn w:val="DefaultParagraphFont"/>
+    <w:basedOn w:val="Policepardfaut"/>
     <w:uiPriority w:val="20"/>
     <w:qFormat/>
     <w:rsid w:val="000D5229"/>
@@ -11017,13 +11152,13 @@
   </w:style>
   <w:style w:type="character" w:customStyle="1" w:styleId="apple-converted-space">
     <w:name w:val="apple-converted-space"/>
-    <w:basedOn w:val="DefaultParagraphFont"/>
+    <w:basedOn w:val="Policepardfaut"/>
     <w:rsid w:val="000D5229"/>
   </w:style>
-  <w:style w:type="character" w:customStyle="1" w:styleId="Heading1Char">
-    <w:name w:val="Heading 1 Char"/>
-    <w:basedOn w:val="DefaultParagraphFont"/>
-    <w:link w:val="Heading1"/>
+  <w:style w:type="character" w:customStyle="1" w:styleId="Titre1Car">
+    <w:name w:val="Titre 1 Car"/>
+    <w:basedOn w:val="Policepardfaut"/>
+    <w:link w:val="Titre1"/>
     <w:rsid w:val="00AA5D03"/>
     <w:rPr>
       <w:rFonts w:ascii="Arial" w:eastAsia="Times" w:hAnsi="Arial" w:cs="Times New Roman"/>
@@ -11035,11 +11170,11 @@
       <w:lang w:eastAsia="fr-FR"/>
     </w:rPr>
   </w:style>
-  <w:style w:type="character" w:customStyle="1" w:styleId="Heading2Char">
-    <w:name w:val="Heading 2 Char"/>
-    <w:aliases w:val="Titre 2 Car Char"/>
-    <w:basedOn w:val="DefaultParagraphFont"/>
-    <w:link w:val="Heading2"/>
+  <w:style w:type="character" w:customStyle="1" w:styleId="Titre2Car1">
+    <w:name w:val="Titre 2 Car1"/>
+    <w:aliases w:val="Titre 2 Car Car"/>
+    <w:basedOn w:val="Policepardfaut"/>
+    <w:link w:val="Titre2"/>
     <w:rsid w:val="00AA5D03"/>
     <w:rPr>
       <w:rFonts w:ascii="Arial" w:eastAsia="Times New Roman" w:hAnsi="Arial" w:cs="Arial"/>
@@ -11050,10 +11185,10 @@
       <w:lang w:eastAsia="fr-FR"/>
     </w:rPr>
   </w:style>
-  <w:style w:type="character" w:customStyle="1" w:styleId="Heading3Char">
-    <w:name w:val="Heading 3 Char"/>
-    <w:basedOn w:val="DefaultParagraphFont"/>
-    <w:link w:val="Heading3"/>
+  <w:style w:type="character" w:customStyle="1" w:styleId="Titre3Car">
+    <w:name w:val="Titre 3 Car"/>
+    <w:basedOn w:val="Policepardfaut"/>
+    <w:link w:val="Titre3"/>
     <w:rsid w:val="00AA5D03"/>
     <w:rPr>
       <w:rFonts w:ascii="Arial" w:eastAsia="Times New Roman" w:hAnsi="Arial" w:cs="Arial"/>
@@ -11062,10 +11197,10 @@
       <w:lang w:eastAsia="fr-FR"/>
     </w:rPr>
   </w:style>
-  <w:style w:type="character" w:customStyle="1" w:styleId="Heading4Char">
-    <w:name w:val="Heading 4 Char"/>
-    <w:basedOn w:val="DefaultParagraphFont"/>
-    <w:link w:val="Heading4"/>
+  <w:style w:type="character" w:customStyle="1" w:styleId="Titre4Car">
+    <w:name w:val="Titre 4 Car"/>
+    <w:basedOn w:val="Policepardfaut"/>
+    <w:link w:val="Titre4"/>
     <w:rsid w:val="00AA5D03"/>
     <w:rPr>
       <w:rFonts w:ascii="Arial" w:eastAsia="Times New Roman" w:hAnsi="Arial" w:cs="Arial"/>
@@ -11075,10 +11210,10 @@
       <w:lang w:eastAsia="fr-FR"/>
     </w:rPr>
   </w:style>
-  <w:style w:type="character" w:customStyle="1" w:styleId="Heading5Char">
-    <w:name w:val="Heading 5 Char"/>
-    <w:basedOn w:val="DefaultParagraphFont"/>
-    <w:link w:val="Heading5"/>
+  <w:style w:type="character" w:customStyle="1" w:styleId="Titre5Car">
+    <w:name w:val="Titre 5 Car"/>
+    <w:basedOn w:val="Policepardfaut"/>
+    <w:link w:val="Titre5"/>
     <w:rsid w:val="00AA5D03"/>
     <w:rPr>
       <w:rFonts w:ascii="Arial" w:eastAsia="Times New Roman" w:hAnsi="Arial" w:cs="Times New Roman"/>
@@ -11117,11 +11252,11 @@
       <w:lang w:eastAsia="fr-FR"/>
     </w:rPr>
   </w:style>
-  <w:style w:type="paragraph" w:styleId="Subtitle">
+  <w:style w:type="paragraph" w:styleId="Sous-titre">
     <w:name w:val="Subtitle"/>
     <w:basedOn w:val="Normal"/>
     <w:next w:val="Normal"/>
-    <w:link w:val="SubtitleChar"/>
+    <w:link w:val="Sous-titreCar"/>
     <w:qFormat/>
     <w:rsid w:val="00AA5D03"/>
     <w:pPr>
@@ -11138,10 +11273,10 @@
       <w:lang w:eastAsia="fr-FR"/>
     </w:rPr>
   </w:style>
-  <w:style w:type="character" w:customStyle="1" w:styleId="SubtitleChar">
-    <w:name w:val="Subtitle Char"/>
-    <w:basedOn w:val="DefaultParagraphFont"/>
-    <w:link w:val="Subtitle"/>
+  <w:style w:type="character" w:customStyle="1" w:styleId="Sous-titreCar">
+    <w:name w:val="Sous-titre Car"/>
+    <w:basedOn w:val="Policepardfaut"/>
+    <w:link w:val="Sous-titre"/>
     <w:rsid w:val="00AA5D03"/>
     <w:rPr>
       <w:rFonts w:ascii="Arial" w:eastAsia="Times New Roman" w:hAnsi="Arial" w:cs="Arial"/>
@@ -11152,7 +11287,7 @@
       <w:lang w:eastAsia="fr-FR"/>
     </w:rPr>
   </w:style>
-  <w:style w:type="character" w:styleId="Hyperlink">
+  <w:style w:type="character" w:styleId="Lienhypertexte">
     <w:name w:val="Hyperlink"/>
     <w:uiPriority w:val="99"/>
     <w:rsid w:val="00AA5D03"/>
@@ -11161,11 +11296,11 @@
       <w:u w:val="single"/>
     </w:rPr>
   </w:style>
-  <w:style w:type="paragraph" w:styleId="Title">
+  <w:style w:type="paragraph" w:styleId="Titre">
     <w:name w:val="Title"/>
     <w:basedOn w:val="Normal"/>
     <w:next w:val="Normal"/>
-    <w:link w:val="TitleChar"/>
+    <w:link w:val="TitreCar"/>
     <w:qFormat/>
     <w:rsid w:val="00AA5D03"/>
     <w:pPr>
@@ -11184,10 +11319,10 @@
       <w:lang w:eastAsia="fr-FR"/>
     </w:rPr>
   </w:style>
-  <w:style w:type="character" w:customStyle="1" w:styleId="TitleChar">
-    <w:name w:val="Title Char"/>
-    <w:basedOn w:val="DefaultParagraphFont"/>
-    <w:link w:val="Title"/>
+  <w:style w:type="character" w:customStyle="1" w:styleId="TitreCar">
+    <w:name w:val="Titre Car"/>
+    <w:basedOn w:val="Policepardfaut"/>
+    <w:link w:val="Titre"/>
     <w:rsid w:val="00AA5D03"/>
     <w:rPr>
       <w:rFonts w:ascii="Arial" w:eastAsia="Times New Roman" w:hAnsi="Arial" w:cs="Arial"/>
@@ -11200,7 +11335,7 @@
       <w:lang w:eastAsia="fr-FR"/>
     </w:rPr>
   </w:style>
-  <w:style w:type="paragraph" w:styleId="TOC1">
+  <w:style w:type="paragraph" w:styleId="TM1">
     <w:name w:val="toc 1"/>
     <w:basedOn w:val="Normal"/>
     <w:next w:val="Normal"/>
@@ -11223,7 +11358,7 @@
       <w:lang w:eastAsia="fr-FR"/>
     </w:rPr>
   </w:style>
-  <w:style w:type="paragraph" w:styleId="TOC2">
+  <w:style w:type="paragraph" w:styleId="TM2">
     <w:name w:val="toc 2"/>
     <w:basedOn w:val="Normal"/>
     <w:next w:val="Normal"/>
@@ -11247,7 +11382,7 @@
       <w:lang w:eastAsia="fr-FR"/>
     </w:rPr>
   </w:style>
-  <w:style w:type="paragraph" w:styleId="TOC3">
+  <w:style w:type="paragraph" w:styleId="TM3">
     <w:name w:val="toc 3"/>
     <w:basedOn w:val="Normal"/>
     <w:next w:val="Normal"/>
@@ -11268,7 +11403,7 @@
       <w:lang w:eastAsia="fr-FR"/>
     </w:rPr>
   </w:style>
-  <w:style w:type="paragraph" w:styleId="TOC4">
+  <w:style w:type="paragraph" w:styleId="TM4">
     <w:name w:val="toc 4"/>
     <w:basedOn w:val="Normal"/>
     <w:next w:val="Normal"/>
@@ -11289,11 +11424,11 @@
       <w:lang w:eastAsia="fr-FR"/>
     </w:rPr>
   </w:style>
-  <w:style w:type="paragraph" w:styleId="Header">
+  <w:style w:type="paragraph" w:styleId="En-tte">
     <w:name w:val="header"/>
     <w:aliases w:val="wcp_Header,Header_En tete"/>
     <w:basedOn w:val="Normal"/>
-    <w:link w:val="HeaderChar"/>
+    <w:link w:val="En-tteCar"/>
     <w:unhideWhenUsed/>
     <w:rsid w:val="00381EB7"/>
     <w:pPr>
@@ -11304,18 +11439,18 @@
       <w:spacing w:after="0" w:line="240" w:lineRule="auto"/>
     </w:pPr>
   </w:style>
-  <w:style w:type="character" w:customStyle="1" w:styleId="HeaderChar">
-    <w:name w:val="Header Char"/>
-    <w:aliases w:val="wcp_Header Char,Header_En tete Char"/>
-    <w:basedOn w:val="DefaultParagraphFont"/>
-    <w:link w:val="Header"/>
+  <w:style w:type="character" w:customStyle="1" w:styleId="En-tteCar">
+    <w:name w:val="En-tête Car"/>
+    <w:aliases w:val="wcp_Header Car,Header_En tete Car"/>
+    <w:basedOn w:val="Policepardfaut"/>
+    <w:link w:val="En-tte"/>
     <w:uiPriority w:val="99"/>
     <w:rsid w:val="00381EB7"/>
   </w:style>
-  <w:style w:type="paragraph" w:styleId="Footer">
+  <w:style w:type="paragraph" w:styleId="Pieddepage">
     <w:name w:val="footer"/>
     <w:basedOn w:val="Normal"/>
-    <w:link w:val="FooterChar"/>
+    <w:link w:val="PieddepageCar"/>
     <w:uiPriority w:val="99"/>
     <w:unhideWhenUsed/>
     <w:rsid w:val="00381EB7"/>
@@ -11327,16 +11462,16 @@
       <w:spacing w:after="0" w:line="240" w:lineRule="auto"/>
     </w:pPr>
   </w:style>
-  <w:style w:type="character" w:customStyle="1" w:styleId="FooterChar">
-    <w:name w:val="Footer Char"/>
-    <w:basedOn w:val="DefaultParagraphFont"/>
-    <w:link w:val="Footer"/>
+  <w:style w:type="character" w:customStyle="1" w:styleId="PieddepageCar">
+    <w:name w:val="Pied de page Car"/>
+    <w:basedOn w:val="Policepardfaut"/>
+    <w:link w:val="Pieddepage"/>
     <w:uiPriority w:val="99"/>
     <w:rsid w:val="00381EB7"/>
   </w:style>
-  <w:style w:type="table" w:styleId="TableGrid">
+  <w:style w:type="table" w:styleId="Grilledutableau">
     <w:name w:val="Table Grid"/>
-    <w:basedOn w:val="TableNormal"/>
+    <w:basedOn w:val="TableauNormal"/>
     <w:uiPriority w:val="39"/>
     <w:rsid w:val="00C646D1"/>
     <w:pPr>
@@ -11355,7 +11490,7 @@
   </w:style>
   <w:style w:type="table" w:customStyle="1" w:styleId="PlainTable31">
     <w:name w:val="Plain Table 31"/>
-    <w:basedOn w:val="TableNormal"/>
+    <w:basedOn w:val="TableauNormal"/>
     <w:uiPriority w:val="43"/>
     <w:rsid w:val="00CA5366"/>
     <w:pPr>
@@ -11448,7 +11583,7 @@
   </w:style>
   <w:style w:type="table" w:customStyle="1" w:styleId="TableGridLight1">
     <w:name w:val="Table Grid Light1"/>
-    <w:basedOn w:val="TableNormal"/>
+    <w:basedOn w:val="TableauNormal"/>
     <w:uiPriority w:val="40"/>
     <w:rsid w:val="00CA5366"/>
     <w:pPr>
@@ -11465,7 +11600,7 @@
       </w:tblBorders>
     </w:tblPr>
   </w:style>
-  <w:style w:type="paragraph" w:styleId="ListParagraph">
+  <w:style w:type="paragraph" w:styleId="Paragraphedeliste">
     <w:name w:val="List Paragraph"/>
     <w:basedOn w:val="Normal"/>
     <w:uiPriority w:val="34"/>
@@ -11476,17 +11611,17 @@
       <w:contextualSpacing/>
     </w:pPr>
   </w:style>
-  <w:style w:type="character" w:styleId="LineNumber">
+  <w:style w:type="character" w:styleId="Numrodeligne">
     <w:name w:val="line number"/>
-    <w:basedOn w:val="DefaultParagraphFont"/>
+    <w:basedOn w:val="Policepardfaut"/>
     <w:uiPriority w:val="99"/>
     <w:semiHidden/>
     <w:unhideWhenUsed/>
     <w:rsid w:val="00734FD7"/>
   </w:style>
-  <w:style w:type="character" w:styleId="FollowedHyperlink">
+  <w:style w:type="character" w:styleId="Lienhypertextesuivivisit">
     <w:name w:val="FollowedHyperlink"/>
-    <w:basedOn w:val="DefaultParagraphFont"/>
+    <w:basedOn w:val="Policepardfaut"/>
     <w:uiPriority w:val="99"/>
     <w:semiHidden/>
     <w:unhideWhenUsed/>
@@ -11496,9 +11631,9 @@
       <w:u w:val="single"/>
     </w:rPr>
   </w:style>
-  <w:style w:type="paragraph" w:styleId="TOCHeading">
+  <w:style w:type="paragraph" w:styleId="En-ttedetabledesmatires">
     <w:name w:val="TOC Heading"/>
-    <w:basedOn w:val="Heading1"/>
+    <w:basedOn w:val="Titre1"/>
     <w:next w:val="Normal"/>
     <w:uiPriority w:val="39"/>
     <w:unhideWhenUsed/>
@@ -11526,7 +11661,7 @@
   </w:style>
   <w:style w:type="character" w:customStyle="1" w:styleId="TextoChar">
     <w:name w:val="Texto Char"/>
-    <w:basedOn w:val="DefaultParagraphFont"/>
+    <w:basedOn w:val="Policepardfaut"/>
     <w:link w:val="Texto"/>
     <w:locked/>
     <w:rsid w:val="00DF38A9"/>
@@ -11550,7 +11685,7 @@
   </w:style>
   <w:style w:type="table" w:customStyle="1" w:styleId="MediumShading1-Accent11">
     <w:name w:val="Medium Shading 1 - Accent 11"/>
-    <w:basedOn w:val="TableNormal"/>
+    <w:basedOn w:val="TableauNormal"/>
     <w:uiPriority w:val="63"/>
     <w:rsid w:val="00DF38A9"/>
     <w:pPr>
@@ -11655,7 +11790,7 @@
   </w:style>
   <w:style w:type="paragraph" w:customStyle="1" w:styleId="HeaderProject">
     <w:name w:val="Header Project"/>
-    <w:basedOn w:val="Header"/>
+    <w:basedOn w:val="En-tte"/>
     <w:uiPriority w:val="99"/>
     <w:rsid w:val="002306B1"/>
     <w:pPr>
@@ -11675,7 +11810,7 @@
       <w:lang w:val="en-GB"/>
     </w:rPr>
   </w:style>
-  <w:style w:type="paragraph" w:styleId="NoSpacing">
+  <w:style w:type="paragraph" w:styleId="Sansinterligne">
     <w:name w:val="No Spacing"/>
     <w:uiPriority w:val="1"/>
     <w:qFormat/>
@@ -11694,7 +11829,7 @@
   <w:style w:type="paragraph" w:customStyle="1" w:styleId="HDLGuidance">
     <w:name w:val="HDL_Guidance"/>
     <w:basedOn w:val="Normal"/>
-    <w:next w:val="ListParagraph"/>
+    <w:next w:val="Paragraphedeliste"/>
     <w:link w:val="HDLGuidanceChar"/>
     <w:qFormat/>
     <w:rsid w:val="003149D8"/>
@@ -11731,9 +11866,9 @@
       <w:lang w:val="en-GB"/>
     </w:rPr>
   </w:style>
-  <w:style w:type="character" w:styleId="CommentReference">
+  <w:style w:type="character" w:styleId="Marquedecommentaire">
     <w:name w:val="annotation reference"/>
-    <w:basedOn w:val="DefaultParagraphFont"/>
+    <w:basedOn w:val="Policepardfaut"/>
     <w:uiPriority w:val="99"/>
     <w:semiHidden/>
     <w:unhideWhenUsed/>
@@ -11743,10 +11878,10 @@
       <w:szCs w:val="16"/>
     </w:rPr>
   </w:style>
-  <w:style w:type="paragraph" w:styleId="CommentText">
+  <w:style w:type="paragraph" w:styleId="Commentaire">
     <w:name w:val="annotation text"/>
     <w:basedOn w:val="Normal"/>
-    <w:link w:val="CommentTextChar"/>
+    <w:link w:val="CommentaireCar"/>
     <w:uiPriority w:val="99"/>
     <w:semiHidden/>
     <w:unhideWhenUsed/>
@@ -11759,10 +11894,10 @@
       <w:szCs w:val="20"/>
     </w:rPr>
   </w:style>
-  <w:style w:type="character" w:customStyle="1" w:styleId="CommentTextChar">
-    <w:name w:val="Comment Text Char"/>
-    <w:basedOn w:val="DefaultParagraphFont"/>
-    <w:link w:val="CommentText"/>
+  <w:style w:type="character" w:customStyle="1" w:styleId="CommentaireCar">
+    <w:name w:val="Commentaire Car"/>
+    <w:basedOn w:val="Policepardfaut"/>
+    <w:link w:val="Commentaire"/>
     <w:uiPriority w:val="99"/>
     <w:semiHidden/>
     <w:rsid w:val="00A57D7A"/>
@@ -11771,11 +11906,11 @@
       <w:szCs w:val="20"/>
     </w:rPr>
   </w:style>
-  <w:style w:type="paragraph" w:styleId="CommentSubject">
+  <w:style w:type="paragraph" w:styleId="Objetducommentaire">
     <w:name w:val="annotation subject"/>
-    <w:basedOn w:val="CommentText"/>
-    <w:next w:val="CommentText"/>
-    <w:link w:val="CommentSubjectChar"/>
+    <w:basedOn w:val="Commentaire"/>
+    <w:next w:val="Commentaire"/>
+    <w:link w:val="ObjetducommentaireCar"/>
     <w:uiPriority w:val="99"/>
     <w:semiHidden/>
     <w:unhideWhenUsed/>
@@ -11785,10 +11920,10 @@
       <w:bCs/>
     </w:rPr>
   </w:style>
-  <w:style w:type="character" w:customStyle="1" w:styleId="CommentSubjectChar">
-    <w:name w:val="Comment Subject Char"/>
-    <w:basedOn w:val="CommentTextChar"/>
-    <w:link w:val="CommentSubject"/>
+  <w:style w:type="character" w:customStyle="1" w:styleId="ObjetducommentaireCar">
+    <w:name w:val="Objet du commentaire Car"/>
+    <w:basedOn w:val="CommentaireCar"/>
+    <w:link w:val="Objetducommentaire"/>
     <w:uiPriority w:val="99"/>
     <w:semiHidden/>
     <w:rsid w:val="00A57D7A"/>
@@ -11799,10 +11934,10 @@
       <w:szCs w:val="20"/>
     </w:rPr>
   </w:style>
-  <w:style w:type="paragraph" w:styleId="BalloonText">
+  <w:style w:type="paragraph" w:styleId="Textedebulles">
     <w:name w:val="Balloon Text"/>
     <w:basedOn w:val="Normal"/>
-    <w:link w:val="BalloonTextChar"/>
+    <w:link w:val="TextedebullesCar"/>
     <w:uiPriority w:val="99"/>
     <w:semiHidden/>
     <w:unhideWhenUsed/>
@@ -11816,10 +11951,10 @@
       <w:szCs w:val="18"/>
     </w:rPr>
   </w:style>
-  <w:style w:type="character" w:customStyle="1" w:styleId="BalloonTextChar">
-    <w:name w:val="Balloon Text Char"/>
-    <w:basedOn w:val="DefaultParagraphFont"/>
-    <w:link w:val="BalloonText"/>
+  <w:style w:type="character" w:customStyle="1" w:styleId="TextedebullesCar">
+    <w:name w:val="Texte de bulles Car"/>
+    <w:basedOn w:val="Policepardfaut"/>
+    <w:link w:val="Textedebulles"/>
     <w:uiPriority w:val="99"/>
     <w:semiHidden/>
     <w:rsid w:val="00A57D7A"/>
@@ -11833,9 +11968,9 @@
     <w:name w:val="st1"/>
     <w:rsid w:val="00305E7B"/>
   </w:style>
-  <w:style w:type="character" w:styleId="UnresolvedMention">
+  <w:style w:type="character" w:styleId="Mentionnonrsolue">
     <w:name w:val="Unresolved Mention"/>
-    <w:basedOn w:val="DefaultParagraphFont"/>
+    <w:basedOn w:val="Policepardfaut"/>
     <w:uiPriority w:val="99"/>
     <w:semiHidden/>
     <w:unhideWhenUsed/>
@@ -12145,19 +12280,6 @@
 </file>
 
 <file path=customXml/item1.xml><?xml version="1.0" encoding="utf-8"?>
-<?mso-contentType ?>
-<FormTemplates xmlns="http://schemas.microsoft.com/sharepoint/v3/contenttype/forms">
-  <Display>DocumentLibraryForm</Display>
-  <Edit>DocumentLibraryForm</Edit>
-  <New>DocumentLibraryForm</New>
-</FormTemplates>
-</file>
-
-<file path=customXml/item2.xml><?xml version="1.0" encoding="utf-8"?>
-<b:Sources xmlns:b="http://schemas.openxmlformats.org/officeDocument/2006/bibliography" xmlns="http://schemas.openxmlformats.org/officeDocument/2006/bibliography" SelectedStyle="\APASixthEditionOfficeOnline.xsl" StyleName="APA" Version="6"/>
-</file>
-
-<file path=customXml/item3.xml><?xml version="1.0" encoding="utf-8"?>
 <ct:contentTypeSchema xmlns:ct="http://schemas.microsoft.com/office/2006/metadata/contentType" xmlns:ma="http://schemas.microsoft.com/office/2006/metadata/properties/metaAttributes" ct:_="" ma:_="" ma:contentTypeName="Document" ma:contentTypeID="0x01010040AE108F1EC47145899824E473534955" ma:contentTypeVersion="21" ma:contentTypeDescription="Create a new document." ma:contentTypeScope="" ma:versionID="bacebfb63ba1c53486192e2368a0c651">
   <xsd:schema xmlns:xsd="http://www.w3.org/2001/XMLSchema" xmlns:xs="http://www.w3.org/2001/XMLSchema" xmlns:p="http://schemas.microsoft.com/office/2006/metadata/properties" xmlns:ns2="4ccf1ae9-3b32-40d3-ab6e-c0f4cca1e432" xmlns:ns3="7fbbfddd-aeb4-4003-a125-f59afb6e95c0" targetNamespace="http://schemas.microsoft.com/office/2006/metadata/properties" ma:root="true" ma:fieldsID="65c4375edb721bf674dd8d44e100ac85" ns2:_="" ns3:_="">
     <xsd:import namespace="4ccf1ae9-3b32-40d3-ab6e-c0f4cca1e432"/>
@@ -12418,6 +12540,19 @@
 </ct:contentTypeSchema>
 </file>
 
+<file path=customXml/item2.xml><?xml version="1.0" encoding="utf-8"?>
+<b:Sources xmlns:b="http://schemas.openxmlformats.org/officeDocument/2006/bibliography" xmlns="http://schemas.openxmlformats.org/officeDocument/2006/bibliography" SelectedStyle="\APASixthEditionOfficeOnline.xsl" StyleName="APA" Version="6"/>
+</file>
+
+<file path=customXml/item3.xml><?xml version="1.0" encoding="utf-8"?>
+<?mso-contentType ?>
+<FormTemplates xmlns="http://schemas.microsoft.com/sharepoint/v3/contenttype/forms">
+  <Display>DocumentLibraryForm</Display>
+  <Edit>DocumentLibraryForm</Edit>
+  <New>DocumentLibraryForm</New>
+</FormTemplates>
+</file>
+
 <file path=customXml/item4.xml><?xml version="1.0" encoding="utf-8"?>
 <p:properties xmlns:p="http://schemas.microsoft.com/office/2006/metadata/properties" xmlns:xsi="http://www.w3.org/2001/XMLSchema-instance" xmlns:pc="http://schemas.microsoft.com/office/infopath/2007/PartnerControls">
   <documentManagement>
@@ -12453,22 +12588,6 @@
 </file>
 
 <file path=customXml/itemProps1.xml><?xml version="1.0" encoding="utf-8"?>
-<ds:datastoreItem xmlns:ds="http://schemas.openxmlformats.org/officeDocument/2006/customXml" ds:itemID="{B11F834C-1018-4578-B73C-261E714B30FC}">
-  <ds:schemaRefs>
-    <ds:schemaRef ds:uri="http://schemas.microsoft.com/sharepoint/v3/contenttype/forms"/>
-  </ds:schemaRefs>
-</ds:datastoreItem>
-</file>
-
-<file path=customXml/itemProps2.xml><?xml version="1.0" encoding="utf-8"?>
-<ds:datastoreItem xmlns:ds="http://schemas.openxmlformats.org/officeDocument/2006/customXml" ds:itemID="{D81A92B1-D968-4A79-919F-93C81FD4C9B5}">
-  <ds:schemaRefs>
-    <ds:schemaRef ds:uri="http://schemas.openxmlformats.org/officeDocument/2006/bibliography"/>
-  </ds:schemaRefs>
-</ds:datastoreItem>
-</file>
-
-<file path=customXml/itemProps3.xml><?xml version="1.0" encoding="utf-8"?>
 <ds:datastoreItem xmlns:ds="http://schemas.openxmlformats.org/officeDocument/2006/customXml" ds:itemID="{3159AC9E-1735-4416-85EA-3E08EF6B8E19}">
   <ds:schemaRefs>
     <ds:schemaRef ds:uri="http://schemas.microsoft.com/office/2006/metadata/contentType"/>
@@ -12483,6 +12602,22 @@
     <ds:schemaRef ds:uri="http://purl.org/dc/elements/1.1/"/>
     <ds:schemaRef ds:uri="http://purl.org/dc/terms/"/>
     <ds:schemaRef ds:uri="http://schemas.microsoft.com/internal/obd"/>
+  </ds:schemaRefs>
+</ds:datastoreItem>
+</file>
+
+<file path=customXml/itemProps2.xml><?xml version="1.0" encoding="utf-8"?>
+<ds:datastoreItem xmlns:ds="http://schemas.openxmlformats.org/officeDocument/2006/customXml" ds:itemID="{D81A92B1-D968-4A79-919F-93C81FD4C9B5}">
+  <ds:schemaRefs>
+    <ds:schemaRef ds:uri="http://schemas.openxmlformats.org/officeDocument/2006/bibliography"/>
+  </ds:schemaRefs>
+</ds:datastoreItem>
+</file>
+
+<file path=customXml/itemProps3.xml><?xml version="1.0" encoding="utf-8"?>
+<ds:datastoreItem xmlns:ds="http://schemas.openxmlformats.org/officeDocument/2006/customXml" ds:itemID="{B11F834C-1018-4578-B73C-261E714B30FC}">
+  <ds:schemaRefs>
+    <ds:schemaRef ds:uri="http://schemas.microsoft.com/sharepoint/v3/contenttype/forms"/>
   </ds:schemaRefs>
 </ds:datastoreItem>
 </file>
